--- a/stage3/raport_etap3.docx
+++ b/stage3/raport_etap3.docx
@@ -285,11 +285,11 @@
     <w:p>
       <w:pPr>
         <w:pStyle w:val="Etykieta ciemna"/>
-        <w:bidi w:val="0"/>
       </w:pPr>
       <w:r>
         <w:rPr>
           <w:rtl w:val="0"/>
+          <w:lang w:val="en-US"/>
         </w:rPr>
         <w:t>stage2/models/cnn_label_smoothing.keras</w:t>
       </w:r>
@@ -392,7 +392,116 @@
           <w:szCs w:val="22"/>
           <w:rtl w:val="0"/>
         </w:rPr>
-        <w:t>osi</w:t>
+        <w:t>uzyska</w:t>
+      </w:r>
+      <w:r>
+        <w:rPr>
+          <w:rFonts w:ascii="Cambria" w:hAnsi="Cambria" w:hint="default"/>
+          <w:sz w:val="22"/>
+          <w:szCs w:val="22"/>
+          <w:rtl w:val="0"/>
+        </w:rPr>
+        <w:t xml:space="preserve">ł </w:t>
+      </w:r>
+      <w:r>
+        <w:rPr>
+          <w:rFonts w:ascii="Cambria" w:hAnsi="Cambria"/>
+          <w:sz w:val="22"/>
+          <w:szCs w:val="22"/>
+          <w:rtl w:val="0"/>
+        </w:rPr>
+        <w:t>model oparty na architekturze MobileNetV2 z fine-tuningiem. Jednak podczas pr</w:t>
+      </w:r>
+      <w:r>
+        <w:rPr>
+          <w:rFonts w:ascii="Cambria" w:hAnsi="Cambria" w:hint="default"/>
+          <w:sz w:val="22"/>
+          <w:szCs w:val="22"/>
+          <w:rtl w:val="0"/>
+          <w:lang w:val="es-ES_tradnl"/>
+        </w:rPr>
+        <w:t>ó</w:t>
+      </w:r>
+      <w:r>
+        <w:rPr>
+          <w:rFonts w:ascii="Cambria" w:hAnsi="Cambria"/>
+          <w:sz w:val="22"/>
+          <w:szCs w:val="22"/>
+          <w:rtl w:val="0"/>
+        </w:rPr>
+        <w:t>b integracji tego modelu z pipeline</w:t>
+      </w:r>
+      <w:r>
+        <w:rPr>
+          <w:rFonts w:ascii="Cambria" w:hAnsi="Cambria" w:hint="default"/>
+          <w:sz w:val="22"/>
+          <w:szCs w:val="22"/>
+          <w:rtl w:val="1"/>
+        </w:rPr>
+        <w:t>’</w:t>
+      </w:r>
+      <w:r>
+        <w:rPr>
+          <w:rFonts w:ascii="Cambria" w:hAnsi="Cambria"/>
+          <w:sz w:val="22"/>
+          <w:szCs w:val="22"/>
+          <w:rtl w:val="0"/>
+        </w:rPr>
+        <w:t>em etapu trzeciego pojawi</w:t>
+      </w:r>
+      <w:r>
+        <w:rPr>
+          <w:rFonts w:ascii="Cambria" w:hAnsi="Cambria" w:hint="default"/>
+          <w:sz w:val="22"/>
+          <w:szCs w:val="22"/>
+          <w:rtl w:val="0"/>
+        </w:rPr>
+        <w:t>ł</w:t>
+      </w:r>
+      <w:r>
+        <w:rPr>
+          <w:rFonts w:ascii="Cambria" w:hAnsi="Cambria"/>
+          <w:sz w:val="22"/>
+          <w:szCs w:val="22"/>
+          <w:rtl w:val="0"/>
+        </w:rPr>
+        <w:t>y si</w:t>
+      </w:r>
+      <w:r>
+        <w:rPr>
+          <w:rFonts w:ascii="Cambria" w:hAnsi="Cambria" w:hint="default"/>
+          <w:sz w:val="22"/>
+          <w:szCs w:val="22"/>
+          <w:rtl w:val="0"/>
+        </w:rPr>
+        <w:t xml:space="preserve">ę </w:t>
+      </w:r>
+      <w:r>
+        <w:rPr>
+          <w:rFonts w:ascii="Cambria" w:hAnsi="Cambria"/>
+          <w:sz w:val="22"/>
+          <w:szCs w:val="22"/>
+          <w:rtl w:val="0"/>
+        </w:rPr>
+        <w:t>trudno</w:t>
+      </w:r>
+      <w:r>
+        <w:rPr>
+          <w:rFonts w:ascii="Cambria" w:hAnsi="Cambria" w:hint="default"/>
+          <w:sz w:val="22"/>
+          <w:szCs w:val="22"/>
+          <w:rtl w:val="0"/>
+        </w:rPr>
+        <w:t>ś</w:t>
+      </w:r>
+      <w:r>
+        <w:rPr>
+          <w:rFonts w:ascii="Cambria" w:hAnsi="Cambria"/>
+          <w:sz w:val="22"/>
+          <w:szCs w:val="22"/>
+          <w:rtl w:val="0"/>
+        </w:rPr>
+        <w:t>ci zwi</w:t>
       </w:r>
       <w:r>
         <w:rPr>
@@ -410,6 +519,205 @@
           <w:szCs w:val="22"/>
           <w:rtl w:val="0"/>
         </w:rPr>
+        <w:t xml:space="preserve">zane z jego uruchomieniem i stabilnym wykorzystaniem w </w:t>
+      </w:r>
+      <w:r>
+        <w:rPr>
+          <w:rFonts w:ascii="Cambria" w:hAnsi="Cambria" w:hint="default"/>
+          <w:sz w:val="22"/>
+          <w:szCs w:val="22"/>
+          <w:rtl w:val="0"/>
+        </w:rPr>
+        <w:t>ś</w:t>
+      </w:r>
+      <w:r>
+        <w:rPr>
+          <w:rFonts w:ascii="Cambria" w:hAnsi="Cambria"/>
+          <w:sz w:val="22"/>
+          <w:szCs w:val="22"/>
+          <w:rtl w:val="0"/>
+        </w:rPr>
+        <w:t>rodowisku testowym. Z tego wzgl</w:t>
+      </w:r>
+      <w:r>
+        <w:rPr>
+          <w:rFonts w:ascii="Cambria" w:hAnsi="Cambria" w:hint="default"/>
+          <w:sz w:val="22"/>
+          <w:szCs w:val="22"/>
+          <w:rtl w:val="0"/>
+        </w:rPr>
+        <w:t>ę</w:t>
+      </w:r>
+      <w:r>
+        <w:rPr>
+          <w:rFonts w:ascii="Cambria" w:hAnsi="Cambria"/>
+          <w:sz w:val="22"/>
+          <w:szCs w:val="22"/>
+          <w:rtl w:val="0"/>
+        </w:rPr>
+        <w:t>du w finalnej implementacji etapu trzeciego zastosowano model cnn_label_smoothing.keras, kt</w:t>
+      </w:r>
+      <w:r>
+        <w:rPr>
+          <w:rFonts w:ascii="Cambria" w:hAnsi="Cambria" w:hint="default"/>
+          <w:sz w:val="22"/>
+          <w:szCs w:val="22"/>
+          <w:rtl w:val="0"/>
+          <w:lang w:val="es-ES_tradnl"/>
+        </w:rPr>
+        <w:t>ó</w:t>
+      </w:r>
+      <w:r>
+        <w:rPr>
+          <w:rFonts w:ascii="Cambria" w:hAnsi="Cambria"/>
+          <w:sz w:val="22"/>
+          <w:szCs w:val="22"/>
+          <w:rtl w:val="0"/>
+        </w:rPr>
+        <w:t>ry zapewnia</w:t>
+      </w:r>
+      <w:r>
+        <w:rPr>
+          <w:rFonts w:ascii="Cambria" w:hAnsi="Cambria" w:hint="default"/>
+          <w:sz w:val="22"/>
+          <w:szCs w:val="22"/>
+          <w:rtl w:val="0"/>
+        </w:rPr>
+        <w:t xml:space="preserve">ł </w:t>
+      </w:r>
+      <w:r>
+        <w:rPr>
+          <w:rFonts w:ascii="Cambria" w:hAnsi="Cambria"/>
+          <w:sz w:val="22"/>
+          <w:szCs w:val="22"/>
+          <w:rtl w:val="0"/>
+        </w:rPr>
+        <w:t>poprawne i stabilne dzia</w:t>
+      </w:r>
+      <w:r>
+        <w:rPr>
+          <w:rFonts w:ascii="Cambria" w:hAnsi="Cambria" w:hint="default"/>
+          <w:sz w:val="22"/>
+          <w:szCs w:val="22"/>
+          <w:rtl w:val="0"/>
+        </w:rPr>
+        <w:t>ł</w:t>
+      </w:r>
+      <w:r>
+        <w:rPr>
+          <w:rFonts w:ascii="Cambria" w:hAnsi="Cambria"/>
+          <w:sz w:val="22"/>
+          <w:szCs w:val="22"/>
+          <w:rtl w:val="0"/>
+        </w:rPr>
+        <w:t>anie ca</w:t>
+      </w:r>
+      <w:r>
+        <w:rPr>
+          <w:rFonts w:ascii="Cambria" w:hAnsi="Cambria" w:hint="default"/>
+          <w:sz w:val="22"/>
+          <w:szCs w:val="22"/>
+          <w:rtl w:val="0"/>
+        </w:rPr>
+        <w:t>ł</w:t>
+      </w:r>
+      <w:r>
+        <w:rPr>
+          <w:rFonts w:ascii="Cambria" w:hAnsi="Cambria"/>
+          <w:sz w:val="22"/>
+          <w:szCs w:val="22"/>
+          <w:rtl w:val="0"/>
+        </w:rPr>
+        <w:t>ego systemu oraz umo</w:t>
+      </w:r>
+      <w:r>
+        <w:rPr>
+          <w:rFonts w:ascii="Cambria" w:hAnsi="Cambria" w:hint="default"/>
+          <w:sz w:val="22"/>
+          <w:szCs w:val="22"/>
+          <w:rtl w:val="0"/>
+        </w:rPr>
+        <w:t>ż</w:t>
+      </w:r>
+      <w:r>
+        <w:rPr>
+          <w:rFonts w:ascii="Cambria" w:hAnsi="Cambria"/>
+          <w:sz w:val="22"/>
+          <w:szCs w:val="22"/>
+          <w:rtl w:val="0"/>
+        </w:rPr>
+        <w:t>liwi</w:t>
+      </w:r>
+      <w:r>
+        <w:rPr>
+          <w:rFonts w:ascii="Cambria" w:hAnsi="Cambria" w:hint="default"/>
+          <w:sz w:val="22"/>
+          <w:szCs w:val="22"/>
+          <w:rtl w:val="0"/>
+        </w:rPr>
+        <w:t xml:space="preserve">ł </w:t>
+      </w:r>
+      <w:r>
+        <w:rPr>
+          <w:rFonts w:ascii="Cambria" w:hAnsi="Cambria"/>
+          <w:sz w:val="22"/>
+          <w:szCs w:val="22"/>
+          <w:rtl w:val="0"/>
+        </w:rPr>
+        <w:t>integracj</w:t>
+      </w:r>
+      <w:r>
+        <w:rPr>
+          <w:rFonts w:ascii="Cambria" w:hAnsi="Cambria" w:hint="default"/>
+          <w:sz w:val="22"/>
+          <w:szCs w:val="22"/>
+          <w:rtl w:val="0"/>
+        </w:rPr>
+        <w:t xml:space="preserve">ę </w:t>
+      </w:r>
+      <w:r>
+        <w:rPr>
+          <w:rFonts w:ascii="Cambria" w:hAnsi="Cambria"/>
+          <w:sz w:val="22"/>
+          <w:szCs w:val="22"/>
+          <w:rtl w:val="0"/>
+        </w:rPr>
+        <w:t>z modu</w:t>
+      </w:r>
+      <w:r>
+        <w:rPr>
+          <w:rFonts w:ascii="Cambria" w:hAnsi="Cambria" w:hint="default"/>
+          <w:sz w:val="22"/>
+          <w:szCs w:val="22"/>
+          <w:rtl w:val="0"/>
+        </w:rPr>
+        <w:t>ł</w:t>
+      </w:r>
+      <w:r>
+        <w:rPr>
+          <w:rFonts w:ascii="Cambria" w:hAnsi="Cambria"/>
+          <w:sz w:val="22"/>
+          <w:szCs w:val="22"/>
+          <w:rtl w:val="0"/>
+        </w:rPr>
+        <w:t>em detekcji twarzy. Model ten osi</w:t>
+      </w:r>
+      <w:r>
+        <w:rPr>
+          <w:rFonts w:ascii="Cambria" w:hAnsi="Cambria" w:hint="default"/>
+          <w:sz w:val="22"/>
+          <w:szCs w:val="22"/>
+          <w:rtl w:val="0"/>
+        </w:rPr>
+        <w:t>ą</w:t>
+      </w:r>
+      <w:r>
+        <w:rPr>
+          <w:rFonts w:ascii="Cambria" w:hAnsi="Cambria"/>
+          <w:sz w:val="22"/>
+          <w:szCs w:val="22"/>
+          <w:rtl w:val="0"/>
+        </w:rPr>
         <w:t>gn</w:t>
       </w:r>
       <w:r>
@@ -428,44 +736,25 @@
           <w:szCs w:val="22"/>
           <w:rtl w:val="0"/>
         </w:rPr>
-        <w:t>model oparty na architekturze MobileNetV2 z fine-tuningiem. Jednak podczas pr</w:t>
-      </w:r>
-      <w:r>
-        <w:rPr>
-          <w:rFonts w:ascii="Cambria" w:hAnsi="Cambria" w:hint="default"/>
-          <w:sz w:val="22"/>
-          <w:szCs w:val="22"/>
-          <w:rtl w:val="0"/>
-          <w:lang w:val="es-ES_tradnl"/>
-        </w:rPr>
-        <w:t>ó</w:t>
-      </w:r>
-      <w:r>
-        <w:rPr>
-          <w:rFonts w:ascii="Cambria" w:hAnsi="Cambria"/>
-          <w:sz w:val="22"/>
-          <w:szCs w:val="22"/>
-          <w:rtl w:val="0"/>
-        </w:rPr>
-        <w:t>b integracji tego modelu z pipeline</w:t>
-      </w:r>
-      <w:r>
-        <w:rPr>
-          <w:rFonts w:ascii="Cambria" w:hAnsi="Cambria" w:hint="default"/>
-          <w:sz w:val="22"/>
-          <w:szCs w:val="22"/>
-          <w:rtl w:val="1"/>
-        </w:rPr>
-        <w:t>’</w:t>
-      </w:r>
-      <w:r>
-        <w:rPr>
-          <w:rFonts w:ascii="Cambria" w:hAnsi="Cambria"/>
-          <w:sz w:val="22"/>
-          <w:szCs w:val="22"/>
-          <w:rtl w:val="0"/>
-        </w:rPr>
-        <w:t>em etapu trzeciego pojawi</w:t>
+        <w:t>skuteczno</w:t>
+      </w:r>
+      <w:r>
+        <w:rPr>
+          <w:rFonts w:ascii="Cambria" w:hAnsi="Cambria" w:hint="default"/>
+          <w:sz w:val="22"/>
+          <w:szCs w:val="22"/>
+          <w:rtl w:val="0"/>
+        </w:rPr>
+        <w:t xml:space="preserve">ść </w:t>
+      </w:r>
+      <w:r>
+        <w:rPr>
+          <w:rFonts w:ascii="Cambria" w:hAnsi="Cambria"/>
+          <w:sz w:val="22"/>
+          <w:szCs w:val="22"/>
+          <w:rtl w:val="0"/>
+        </w:rPr>
+        <w:t>na zbiorze testowym na poziomie oko</w:t>
       </w:r>
       <w:r>
         <w:rPr>
@@ -483,116 +772,25 @@
           <w:szCs w:val="22"/>
           <w:rtl w:val="0"/>
         </w:rPr>
-        <w:t>y si</w:t>
-      </w:r>
-      <w:r>
-        <w:rPr>
-          <w:rFonts w:ascii="Cambria" w:hAnsi="Cambria" w:hint="default"/>
-          <w:sz w:val="22"/>
-          <w:szCs w:val="22"/>
-          <w:rtl w:val="0"/>
-        </w:rPr>
-        <w:t xml:space="preserve">ę </w:t>
-      </w:r>
-      <w:r>
-        <w:rPr>
-          <w:rFonts w:ascii="Cambria" w:hAnsi="Cambria"/>
-          <w:sz w:val="22"/>
-          <w:szCs w:val="22"/>
-          <w:rtl w:val="0"/>
-        </w:rPr>
-        <w:t>trudno</w:t>
-      </w:r>
-      <w:r>
-        <w:rPr>
-          <w:rFonts w:ascii="Cambria" w:hAnsi="Cambria" w:hint="default"/>
-          <w:sz w:val="22"/>
-          <w:szCs w:val="22"/>
-          <w:rtl w:val="0"/>
-        </w:rPr>
-        <w:t>ś</w:t>
-      </w:r>
-      <w:r>
-        <w:rPr>
-          <w:rFonts w:ascii="Cambria" w:hAnsi="Cambria"/>
-          <w:sz w:val="22"/>
-          <w:szCs w:val="22"/>
-          <w:rtl w:val="0"/>
-        </w:rPr>
-        <w:t>ci zwi</w:t>
-      </w:r>
-      <w:r>
-        <w:rPr>
-          <w:rFonts w:ascii="Cambria" w:hAnsi="Cambria" w:hint="default"/>
-          <w:sz w:val="22"/>
-          <w:szCs w:val="22"/>
-          <w:rtl w:val="0"/>
-        </w:rPr>
-        <w:t>ą</w:t>
-      </w:r>
-      <w:r>
-        <w:rPr>
-          <w:rFonts w:ascii="Cambria" w:hAnsi="Cambria"/>
-          <w:sz w:val="22"/>
-          <w:szCs w:val="22"/>
-          <w:rtl w:val="0"/>
-        </w:rPr>
-        <w:t xml:space="preserve">zane z jego uruchomieniem i stabilnym wykorzystaniem w </w:t>
-      </w:r>
-      <w:r>
-        <w:rPr>
-          <w:rFonts w:ascii="Cambria" w:hAnsi="Cambria" w:hint="default"/>
-          <w:sz w:val="22"/>
-          <w:szCs w:val="22"/>
-          <w:rtl w:val="0"/>
-        </w:rPr>
-        <w:t>ś</w:t>
-      </w:r>
-      <w:r>
-        <w:rPr>
-          <w:rFonts w:ascii="Cambria" w:hAnsi="Cambria"/>
-          <w:sz w:val="22"/>
-          <w:szCs w:val="22"/>
-          <w:rtl w:val="0"/>
-        </w:rPr>
-        <w:t>rodowisku testowym. Z tego wzgl</w:t>
-      </w:r>
-      <w:r>
-        <w:rPr>
-          <w:rFonts w:ascii="Cambria" w:hAnsi="Cambria" w:hint="default"/>
-          <w:sz w:val="22"/>
-          <w:szCs w:val="22"/>
-          <w:rtl w:val="0"/>
-        </w:rPr>
-        <w:t>ę</w:t>
-      </w:r>
-      <w:r>
-        <w:rPr>
-          <w:rFonts w:ascii="Cambria" w:hAnsi="Cambria"/>
-          <w:sz w:val="22"/>
-          <w:szCs w:val="22"/>
-          <w:rtl w:val="0"/>
-        </w:rPr>
-        <w:t>du w finalnej implementacji etapu trzeciego zastosowano model cnn_label_smoothing.keras, kt</w:t>
-      </w:r>
-      <w:r>
-        <w:rPr>
-          <w:rFonts w:ascii="Cambria" w:hAnsi="Cambria" w:hint="default"/>
-          <w:sz w:val="22"/>
-          <w:szCs w:val="22"/>
-          <w:rtl w:val="0"/>
-          <w:lang w:val="es-ES_tradnl"/>
-        </w:rPr>
-        <w:t>ó</w:t>
-      </w:r>
-      <w:r>
-        <w:rPr>
-          <w:rFonts w:ascii="Cambria" w:hAnsi="Cambria"/>
-          <w:sz w:val="22"/>
-          <w:szCs w:val="22"/>
-          <w:rtl w:val="0"/>
-        </w:rPr>
-        <w:t>ry zapewnia</w:t>
+        <w:t xml:space="preserve">o </w:t>
+      </w:r>
+      <w:r>
+        <w:rPr>
+          <w:rFonts w:ascii="Cambria Bold" w:hAnsi="Cambria Bold"/>
+          <w:sz w:val="22"/>
+          <w:szCs w:val="22"/>
+          <w:rtl w:val="0"/>
+        </w:rPr>
+        <w:t>57.2%</w:t>
+      </w:r>
+      <w:r>
+        <w:rPr>
+          <w:rFonts w:ascii="Cambria" w:hAnsi="Cambria"/>
+          <w:sz w:val="22"/>
+          <w:szCs w:val="22"/>
+          <w:rtl w:val="0"/>
+        </w:rPr>
+        <w:t>, podczas gdy model MobileNetV2 uzyska</w:t>
       </w:r>
       <w:r>
         <w:rPr>
@@ -610,7 +808,43 @@
           <w:szCs w:val="22"/>
           <w:rtl w:val="0"/>
         </w:rPr>
-        <w:t>poprawne i stabilne dzia</w:t>
+        <w:t>skuteczno</w:t>
+      </w:r>
+      <w:r>
+        <w:rPr>
+          <w:rFonts w:ascii="Cambria" w:hAnsi="Cambria" w:hint="default"/>
+          <w:sz w:val="22"/>
+          <w:szCs w:val="22"/>
+          <w:rtl w:val="0"/>
+        </w:rPr>
+        <w:t xml:space="preserve">ść </w:t>
+      </w:r>
+      <w:r>
+        <w:rPr>
+          <w:rFonts w:ascii="Cambria" w:hAnsi="Cambria"/>
+          <w:sz w:val="22"/>
+          <w:szCs w:val="22"/>
+          <w:rtl w:val="0"/>
+        </w:rPr>
+        <w:t>walidacyjn</w:t>
+      </w:r>
+      <w:r>
+        <w:rPr>
+          <w:rFonts w:ascii="Cambria" w:hAnsi="Cambria" w:hint="default"/>
+          <w:sz w:val="22"/>
+          <w:szCs w:val="22"/>
+          <w:rtl w:val="0"/>
+        </w:rPr>
+        <w:t xml:space="preserve">ą </w:t>
+      </w:r>
+      <w:r>
+        <w:rPr>
+          <w:rFonts w:ascii="Cambria" w:hAnsi="Cambria"/>
+          <w:sz w:val="22"/>
+          <w:szCs w:val="22"/>
+          <w:rtl w:val="0"/>
+        </w:rPr>
+        <w:t>na poziomie oko</w:t>
       </w:r>
       <w:r>
         <w:rPr>
@@ -628,115 +862,25 @@
           <w:szCs w:val="22"/>
           <w:rtl w:val="0"/>
         </w:rPr>
-        <w:t>anie ca</w:t>
-      </w:r>
-      <w:r>
-        <w:rPr>
-          <w:rFonts w:ascii="Cambria" w:hAnsi="Cambria" w:hint="default"/>
-          <w:sz w:val="22"/>
-          <w:szCs w:val="22"/>
-          <w:rtl w:val="0"/>
-        </w:rPr>
-        <w:t>ł</w:t>
-      </w:r>
-      <w:r>
-        <w:rPr>
-          <w:rFonts w:ascii="Cambria" w:hAnsi="Cambria"/>
-          <w:sz w:val="22"/>
-          <w:szCs w:val="22"/>
-          <w:rtl w:val="0"/>
-        </w:rPr>
-        <w:t>ego systemu oraz umo</w:t>
-      </w:r>
-      <w:r>
-        <w:rPr>
-          <w:rFonts w:ascii="Cambria" w:hAnsi="Cambria" w:hint="default"/>
-          <w:sz w:val="22"/>
-          <w:szCs w:val="22"/>
-          <w:rtl w:val="0"/>
-        </w:rPr>
-        <w:t>ż</w:t>
-      </w:r>
-      <w:r>
-        <w:rPr>
-          <w:rFonts w:ascii="Cambria" w:hAnsi="Cambria"/>
-          <w:sz w:val="22"/>
-          <w:szCs w:val="22"/>
-          <w:rtl w:val="0"/>
-        </w:rPr>
-        <w:t>liwi</w:t>
-      </w:r>
-      <w:r>
-        <w:rPr>
-          <w:rFonts w:ascii="Cambria" w:hAnsi="Cambria" w:hint="default"/>
-          <w:sz w:val="22"/>
-          <w:szCs w:val="22"/>
-          <w:rtl w:val="0"/>
-        </w:rPr>
-        <w:t xml:space="preserve">ł </w:t>
-      </w:r>
-      <w:r>
-        <w:rPr>
-          <w:rFonts w:ascii="Cambria" w:hAnsi="Cambria"/>
-          <w:sz w:val="22"/>
-          <w:szCs w:val="22"/>
-          <w:rtl w:val="0"/>
-        </w:rPr>
-        <w:t>sprawn</w:t>
-      </w:r>
-      <w:r>
-        <w:rPr>
-          <w:rFonts w:ascii="Cambria" w:hAnsi="Cambria" w:hint="default"/>
-          <w:sz w:val="22"/>
-          <w:szCs w:val="22"/>
-          <w:rtl w:val="0"/>
-        </w:rPr>
-        <w:t xml:space="preserve">ą </w:t>
-      </w:r>
-      <w:r>
-        <w:rPr>
-          <w:rFonts w:ascii="Cambria" w:hAnsi="Cambria"/>
-          <w:sz w:val="22"/>
-          <w:szCs w:val="22"/>
-          <w:rtl w:val="0"/>
-        </w:rPr>
-        <w:t>integracj</w:t>
-      </w:r>
-      <w:r>
-        <w:rPr>
-          <w:rFonts w:ascii="Cambria" w:hAnsi="Cambria" w:hint="default"/>
-          <w:sz w:val="22"/>
-          <w:szCs w:val="22"/>
-          <w:rtl w:val="0"/>
-        </w:rPr>
-        <w:t xml:space="preserve">ę </w:t>
-      </w:r>
-      <w:r>
-        <w:rPr>
-          <w:rFonts w:ascii="Cambria" w:hAnsi="Cambria"/>
-          <w:sz w:val="22"/>
-          <w:szCs w:val="22"/>
-          <w:rtl w:val="0"/>
-        </w:rPr>
-        <w:t>z modu</w:t>
-      </w:r>
-      <w:r>
-        <w:rPr>
-          <w:rFonts w:ascii="Cambria" w:hAnsi="Cambria" w:hint="default"/>
-          <w:sz w:val="22"/>
-          <w:szCs w:val="22"/>
-          <w:rtl w:val="0"/>
-        </w:rPr>
-        <w:t>ł</w:t>
-      </w:r>
-      <w:r>
-        <w:rPr>
-          <w:rFonts w:ascii="Cambria" w:hAnsi="Cambria"/>
-          <w:sz w:val="22"/>
-          <w:szCs w:val="22"/>
-          <w:rtl w:val="0"/>
-        </w:rPr>
-        <w:t>em detekcji twarzy.</w:t>
+        <w:t xml:space="preserve">o </w:t>
+      </w:r>
+      <w:r>
+        <w:rPr>
+          <w:rFonts w:ascii="Cambria Bold" w:hAnsi="Cambria Bold"/>
+          <w:sz w:val="22"/>
+          <w:szCs w:val="22"/>
+          <w:rtl w:val="0"/>
+        </w:rPr>
+        <w:t>60%</w:t>
+      </w:r>
+      <w:r>
+        <w:rPr>
+          <w:rFonts w:ascii="Cambria" w:hAnsi="Cambria"/>
+          <w:sz w:val="22"/>
+          <w:szCs w:val="22"/>
+          <w:rtl w:val="0"/>
+        </w:rPr>
+        <w:t>.</w:t>
       </w:r>
     </w:p>
     <w:p>
@@ -4756,7 +4900,11 @@
           <w:ilvl w:val="0"/>
           <w:numId w:val="7"/>
         </w:numPr>
-        <w:rPr>
+        <w:bidi w:val="0"/>
+        <w:ind w:right="0"/>
+        <w:jc w:val="left"/>
+        <w:rPr>
+          <w:rtl w:val="0"/>
           <w:lang w:val="en-US"/>
         </w:rPr>
       </w:pPr>
@@ -4845,7 +4993,11 @@
           <w:ilvl w:val="0"/>
           <w:numId w:val="7"/>
         </w:numPr>
-        <w:rPr>
+        <w:bidi w:val="0"/>
+        <w:ind w:right="0"/>
+        <w:jc w:val="left"/>
+        <w:rPr>
+          <w:rtl w:val="0"/>
           <w:lang w:val="en-US"/>
         </w:rPr>
       </w:pPr>
@@ -5078,7 +5230,7 @@
       <w:tblPr>
         <w:tblW w:w="8639" w:type="dxa"/>
         <w:jc w:val="left"/>
-        <w:tblInd w:w="216" w:type="dxa"/>
+        <w:tblInd w:w="324" w:type="dxa"/>
         <w:tblBorders>
           <w:top w:val="single" w:color="ffffff" w:sz="8" w:space="0" w:shadow="0" w:frame="0"/>
           <w:left w:val="single" w:color="ffffff" w:sz="8" w:space="0" w:shadow="0" w:frame="0"/>
@@ -5103,7 +5255,7 @@
           <w:shd w:val="clear" w:color="auto" w:fill="ced7e7"/>
         </w:tblPrEx>
         <w:trPr>
-          <w:trHeight w:val="580" w:hRule="atLeast"/>
+          <w:trHeight w:val="600" w:hRule="atLeast"/>
         </w:trPr>
         <w:tc>
           <w:tcPr>
@@ -5125,7 +5277,7 @@
           </w:tcPr>
           <w:p>
             <w:pPr>
-              <w:pStyle w:val="Treść"/>
+              <w:pStyle w:val="Treść B"/>
               <w:suppressAutoHyphens w:val="1"/>
               <w:jc w:val="center"/>
               <w:outlineLvl w:val="0"/>
@@ -5138,10 +5290,6 @@
                 <w:shd w:val="nil" w:color="auto" w:fill="auto"/>
                 <w:rtl w:val="0"/>
                 <w:lang w:val="en-US"/>
-                <w14:textOutline w14:w="12700" w14:cap="flat">
-                  <w14:noFill/>
-                  <w14:miter w14:lim="400000"/>
-                </w14:textOutline>
               </w:rPr>
               <w:t>Klasa rzeczywista</w:t>
             </w:r>
@@ -5149,7 +5297,7 @@
         </w:tc>
         <w:tc>
           <w:tcPr>
-            <w:tcW w:type="dxa" w:w="1399"/>
+            <w:tcW w:type="dxa" w:w="1400"/>
             <w:tcBorders>
               <w:top w:val="single" w:color="ffffff" w:sz="8" w:space="0" w:shadow="0" w:frame="0"/>
               <w:left w:val="single" w:color="ffffff" w:sz="8" w:space="0" w:shadow="0" w:frame="0"/>
@@ -5167,7 +5315,7 @@
           </w:tcPr>
           <w:p>
             <w:pPr>
-              <w:pStyle w:val="Treść"/>
+              <w:pStyle w:val="Treść B"/>
               <w:suppressAutoHyphens w:val="1"/>
               <w:jc w:val="center"/>
               <w:outlineLvl w:val="0"/>
@@ -5180,10 +5328,6 @@
                 <w:shd w:val="nil" w:color="auto" w:fill="auto"/>
                 <w:rtl w:val="0"/>
                 <w:lang w:val="en-US"/>
-                <w14:textOutline w14:w="12700" w14:cap="flat">
-                  <w14:noFill/>
-                  <w14:miter w14:lim="400000"/>
-                </w14:textOutline>
               </w:rPr>
               <w:t>Liczba obraz</w:t>
             </w:r>
@@ -5195,10 +5339,6 @@
                 <w:shd w:val="nil" w:color="auto" w:fill="auto"/>
                 <w:rtl w:val="0"/>
                 <w:lang w:val="en-US"/>
-                <w14:textOutline w14:w="12700" w14:cap="flat">
-                  <w14:noFill/>
-                  <w14:miter w14:lim="400000"/>
-                </w14:textOutline>
               </w:rPr>
               <w:t>ó</w:t>
             </w:r>
@@ -5210,10 +5350,6 @@
                 <w:shd w:val="nil" w:color="auto" w:fill="auto"/>
                 <w:rtl w:val="0"/>
                 <w:lang w:val="en-US"/>
-                <w14:textOutline w14:w="12700" w14:cap="flat">
-                  <w14:noFill/>
-                  <w14:miter w14:lim="400000"/>
-                </w14:textOutline>
               </w:rPr>
               <w:t>w</w:t>
             </w:r>
@@ -5239,7 +5375,7 @@
           </w:tcPr>
           <w:p>
             <w:pPr>
-              <w:pStyle w:val="Treść"/>
+              <w:pStyle w:val="Treść B"/>
               <w:suppressAutoHyphens w:val="1"/>
               <w:jc w:val="center"/>
               <w:outlineLvl w:val="0"/>
@@ -5252,10 +5388,6 @@
                 <w:shd w:val="nil" w:color="auto" w:fill="auto"/>
                 <w:rtl w:val="0"/>
                 <w:lang w:val="en-US"/>
-                <w14:textOutline w14:w="12700" w14:cap="flat">
-                  <w14:noFill/>
-                  <w14:miter w14:lim="400000"/>
-                </w14:textOutline>
               </w:rPr>
               <w:t>Poprawna emocja</w:t>
             </w:r>
@@ -5263,7 +5395,7 @@
         </w:tc>
         <w:tc>
           <w:tcPr>
-            <w:tcW w:type="dxa" w:w="1300"/>
+            <w:tcW w:type="dxa" w:w="1301"/>
             <w:tcBorders>
               <w:top w:val="single" w:color="ffffff" w:sz="8" w:space="0" w:shadow="0" w:frame="0"/>
               <w:left w:val="single" w:color="ffffff" w:sz="8" w:space="0" w:shadow="0" w:frame="0"/>
@@ -5281,7 +5413,7 @@
           </w:tcPr>
           <w:p>
             <w:pPr>
-              <w:pStyle w:val="Treść"/>
+              <w:pStyle w:val="Treść B"/>
               <w:suppressAutoHyphens w:val="1"/>
               <w:jc w:val="center"/>
               <w:outlineLvl w:val="0"/>
@@ -5294,10 +5426,6 @@
                 <w:shd w:val="nil" w:color="auto" w:fill="auto"/>
                 <w:rtl w:val="0"/>
                 <w:lang w:val="en-US"/>
-                <w14:textOutline w14:w="12700" w14:cap="flat">
-                  <w14:noFill/>
-                  <w14:miter w14:lim="400000"/>
-                </w14:textOutline>
               </w:rPr>
               <w:t>B</w:t>
             </w:r>
@@ -5309,10 +5437,6 @@
                 <w:shd w:val="nil" w:color="auto" w:fill="auto"/>
                 <w:rtl w:val="0"/>
                 <w:lang w:val="en-US"/>
-                <w14:textOutline w14:w="12700" w14:cap="flat">
-                  <w14:noFill/>
-                  <w14:miter w14:lim="400000"/>
-                </w14:textOutline>
               </w:rPr>
               <w:t>łę</w:t>
             </w:r>
@@ -5324,10 +5448,6 @@
                 <w:shd w:val="nil" w:color="auto" w:fill="auto"/>
                 <w:rtl w:val="0"/>
                 <w:lang w:val="en-US"/>
-                <w14:textOutline w14:w="12700" w14:cap="flat">
-                  <w14:noFill/>
-                  <w14:miter w14:lim="400000"/>
-                </w14:textOutline>
               </w:rPr>
               <w:t>dna emocja</w:t>
             </w:r>
@@ -5335,7 +5455,7 @@
         </w:tc>
         <w:tc>
           <w:tcPr>
-            <w:tcW w:type="dxa" w:w="1201"/>
+            <w:tcW w:type="dxa" w:w="1202"/>
             <w:tcBorders>
               <w:top w:val="single" w:color="ffffff" w:sz="8" w:space="0" w:shadow="0" w:frame="0"/>
               <w:left w:val="single" w:color="ffffff" w:sz="8" w:space="0" w:shadow="0" w:frame="0"/>
@@ -5353,7 +5473,7 @@
           </w:tcPr>
           <w:p>
             <w:pPr>
-              <w:pStyle w:val="Treść"/>
+              <w:pStyle w:val="Treść B"/>
               <w:suppressAutoHyphens w:val="1"/>
               <w:jc w:val="center"/>
               <w:outlineLvl w:val="0"/>
@@ -5366,10 +5486,6 @@
                 <w:shd w:val="nil" w:color="auto" w:fill="auto"/>
                 <w:rtl w:val="0"/>
                 <w:lang w:val="en-US"/>
-                <w14:textOutline w14:w="12700" w14:cap="flat">
-                  <w14:noFill/>
-                  <w14:miter w14:lim="400000"/>
-                </w14:textOutline>
               </w:rPr>
               <w:t>Brak detekcji</w:t>
             </w:r>
@@ -5395,7 +5511,7 @@
           </w:tcPr>
           <w:p>
             <w:pPr>
-              <w:pStyle w:val="Treść"/>
+              <w:pStyle w:val="Treść B"/>
               <w:suppressAutoHyphens w:val="1"/>
               <w:jc w:val="center"/>
               <w:outlineLvl w:val="0"/>
@@ -5408,10 +5524,6 @@
                 <w:shd w:val="nil" w:color="auto" w:fill="auto"/>
                 <w:rtl w:val="0"/>
                 <w:lang w:val="en-US"/>
-                <w14:textOutline w14:w="12700" w14:cap="flat">
-                  <w14:noFill/>
-                  <w14:miter w14:lim="400000"/>
-                </w14:textOutline>
               </w:rPr>
               <w:t>Fa</w:t>
             </w:r>
@@ -5423,10 +5535,6 @@
                 <w:shd w:val="nil" w:color="auto" w:fill="auto"/>
                 <w:rtl w:val="0"/>
                 <w:lang w:val="en-US"/>
-                <w14:textOutline w14:w="12700" w14:cap="flat">
-                  <w14:noFill/>
-                  <w14:miter w14:lim="400000"/>
-                </w14:textOutline>
               </w:rPr>
               <w:t>ł</w:t>
             </w:r>
@@ -5438,10 +5546,6 @@
                 <w:shd w:val="nil" w:color="auto" w:fill="auto"/>
                 <w:rtl w:val="0"/>
                 <w:lang w:val="en-US"/>
-                <w14:textOutline w14:w="12700" w14:cap="flat">
-                  <w14:noFill/>
-                  <w14:miter w14:lim="400000"/>
-                </w14:textOutline>
               </w:rPr>
               <w:t>szywa detekcja</w:t>
             </w:r>
@@ -5453,7 +5557,7 @@
           <w:shd w:val="clear" w:color="auto" w:fill="ced7e7"/>
         </w:tblPrEx>
         <w:trPr>
-          <w:trHeight w:val="302" w:hRule="atLeast"/>
+          <w:trHeight w:val="322" w:hRule="atLeast"/>
         </w:trPr>
         <w:tc>
           <w:tcPr>
@@ -5475,7 +5579,7 @@
           </w:tcPr>
           <w:p>
             <w:pPr>
-              <w:pStyle w:val="Treść"/>
+              <w:pStyle w:val="Treść B"/>
               <w:suppressAutoHyphens w:val="1"/>
               <w:outlineLvl w:val="0"/>
             </w:pPr>
@@ -5485,10 +5589,6 @@
                 <w:shd w:val="nil" w:color="auto" w:fill="auto"/>
                 <w:rtl w:val="0"/>
                 <w:lang w:val="en-US"/>
-                <w14:textOutline w14:w="12700" w14:cap="flat">
-                  <w14:noFill/>
-                  <w14:miter w14:lim="400000"/>
-                </w14:textOutline>
               </w:rPr>
               <w:t>Happy</w:t>
             </w:r>
@@ -5496,7 +5596,7 @@
         </w:tc>
         <w:tc>
           <w:tcPr>
-            <w:tcW w:type="dxa" w:w="1399"/>
+            <w:tcW w:type="dxa" w:w="1400"/>
             <w:tcBorders>
               <w:top w:val="single" w:color="ffffff" w:sz="8" w:space="0" w:shadow="0" w:frame="0"/>
               <w:left w:val="single" w:color="ffffff" w:sz="8" w:space="0" w:shadow="0" w:frame="0"/>
@@ -5514,7 +5614,7 @@
           </w:tcPr>
           <w:p>
             <w:pPr>
-              <w:pStyle w:val="Treść"/>
+              <w:pStyle w:val="Treść B"/>
               <w:suppressAutoHyphens w:val="1"/>
               <w:jc w:val="right"/>
               <w:outlineLvl w:val="0"/>
@@ -5525,10 +5625,6 @@
                 <w:shd w:val="nil" w:color="auto" w:fill="auto"/>
                 <w:rtl w:val="0"/>
                 <w:lang w:val="en-US"/>
-                <w14:textOutline w14:w="12700" w14:cap="flat">
-                  <w14:noFill/>
-                  <w14:miter w14:lim="400000"/>
-                </w14:textOutline>
               </w:rPr>
               <w:t>5</w:t>
             </w:r>
@@ -5554,7 +5650,7 @@
           </w:tcPr>
           <w:p>
             <w:pPr>
-              <w:pStyle w:val="Treść"/>
+              <w:pStyle w:val="Treść B"/>
               <w:suppressAutoHyphens w:val="1"/>
               <w:jc w:val="right"/>
               <w:outlineLvl w:val="0"/>
@@ -5565,10 +5661,6 @@
                 <w:shd w:val="nil" w:color="auto" w:fill="auto"/>
                 <w:rtl w:val="0"/>
                 <w:lang w:val="en-US"/>
-                <w14:textOutline w14:w="12700" w14:cap="flat">
-                  <w14:noFill/>
-                  <w14:miter w14:lim="400000"/>
-                </w14:textOutline>
               </w:rPr>
               <w:t>4</w:t>
             </w:r>
@@ -5576,7 +5668,7 @@
         </w:tc>
         <w:tc>
           <w:tcPr>
-            <w:tcW w:type="dxa" w:w="1300"/>
+            <w:tcW w:type="dxa" w:w="1301"/>
             <w:tcBorders>
               <w:top w:val="single" w:color="ffffff" w:sz="8" w:space="0" w:shadow="0" w:frame="0"/>
               <w:left w:val="single" w:color="ffffff" w:sz="8" w:space="0" w:shadow="0" w:frame="0"/>
@@ -5594,7 +5686,7 @@
           </w:tcPr>
           <w:p>
             <w:pPr>
-              <w:pStyle w:val="Treść"/>
+              <w:pStyle w:val="Treść B"/>
               <w:suppressAutoHyphens w:val="1"/>
               <w:jc w:val="right"/>
               <w:outlineLvl w:val="0"/>
@@ -5605,10 +5697,6 @@
                 <w:shd w:val="nil" w:color="auto" w:fill="auto"/>
                 <w:rtl w:val="0"/>
                 <w:lang w:val="en-US"/>
-                <w14:textOutline w14:w="12700" w14:cap="flat">
-                  <w14:noFill/>
-                  <w14:miter w14:lim="400000"/>
-                </w14:textOutline>
               </w:rPr>
               <w:t>0</w:t>
             </w:r>
@@ -5616,7 +5704,7 @@
         </w:tc>
         <w:tc>
           <w:tcPr>
-            <w:tcW w:type="dxa" w:w="1201"/>
+            <w:tcW w:type="dxa" w:w="1202"/>
             <w:tcBorders>
               <w:top w:val="single" w:color="ffffff" w:sz="8" w:space="0" w:shadow="0" w:frame="0"/>
               <w:left w:val="single" w:color="ffffff" w:sz="8" w:space="0" w:shadow="0" w:frame="0"/>
@@ -5634,7 +5722,7 @@
           </w:tcPr>
           <w:p>
             <w:pPr>
-              <w:pStyle w:val="Treść"/>
+              <w:pStyle w:val="Treść B"/>
               <w:suppressAutoHyphens w:val="1"/>
               <w:jc w:val="right"/>
               <w:outlineLvl w:val="0"/>
@@ -5645,10 +5733,6 @@
                 <w:shd w:val="nil" w:color="auto" w:fill="auto"/>
                 <w:rtl w:val="0"/>
                 <w:lang w:val="en-US"/>
-                <w14:textOutline w14:w="12700" w14:cap="flat">
-                  <w14:noFill/>
-                  <w14:miter w14:lim="400000"/>
-                </w14:textOutline>
               </w:rPr>
               <w:t>1</w:t>
             </w:r>
@@ -5674,7 +5758,7 @@
           </w:tcPr>
           <w:p>
             <w:pPr>
-              <w:pStyle w:val="Treść"/>
+              <w:pStyle w:val="Treść B"/>
               <w:suppressAutoHyphens w:val="1"/>
               <w:jc w:val="right"/>
               <w:outlineLvl w:val="0"/>
@@ -5685,10 +5769,6 @@
                 <w:shd w:val="nil" w:color="auto" w:fill="auto"/>
                 <w:rtl w:val="0"/>
                 <w:lang w:val="en-US"/>
-                <w14:textOutline w14:w="12700" w14:cap="flat">
-                  <w14:noFill/>
-                  <w14:miter w14:lim="400000"/>
-                </w14:textOutline>
               </w:rPr>
               <w:t>0</w:t>
             </w:r>
@@ -5700,7 +5780,7 @@
           <w:shd w:val="clear" w:color="auto" w:fill="ced7e7"/>
         </w:tblPrEx>
         <w:trPr>
-          <w:trHeight w:val="302" w:hRule="atLeast"/>
+          <w:trHeight w:val="322" w:hRule="atLeast"/>
         </w:trPr>
         <w:tc>
           <w:tcPr>
@@ -5722,7 +5802,7 @@
           </w:tcPr>
           <w:p>
             <w:pPr>
-              <w:pStyle w:val="Treść"/>
+              <w:pStyle w:val="Treść B"/>
               <w:suppressAutoHyphens w:val="1"/>
               <w:outlineLvl w:val="0"/>
             </w:pPr>
@@ -5732,10 +5812,6 @@
                 <w:shd w:val="nil" w:color="auto" w:fill="auto"/>
                 <w:rtl w:val="0"/>
                 <w:lang w:val="en-US"/>
-                <w14:textOutline w14:w="12700" w14:cap="flat">
-                  <w14:noFill/>
-                  <w14:miter w14:lim="400000"/>
-                </w14:textOutline>
               </w:rPr>
               <w:t>Sad</w:t>
             </w:r>
@@ -5743,7 +5819,7 @@
         </w:tc>
         <w:tc>
           <w:tcPr>
-            <w:tcW w:type="dxa" w:w="1399"/>
+            <w:tcW w:type="dxa" w:w="1400"/>
             <w:tcBorders>
               <w:top w:val="single" w:color="ffffff" w:sz="8" w:space="0" w:shadow="0" w:frame="0"/>
               <w:left w:val="single" w:color="ffffff" w:sz="8" w:space="0" w:shadow="0" w:frame="0"/>
@@ -5761,7 +5837,7 @@
           </w:tcPr>
           <w:p>
             <w:pPr>
-              <w:pStyle w:val="Treść"/>
+              <w:pStyle w:val="Treść B"/>
               <w:suppressAutoHyphens w:val="1"/>
               <w:jc w:val="right"/>
               <w:outlineLvl w:val="0"/>
@@ -5772,10 +5848,6 @@
                 <w:shd w:val="nil" w:color="auto" w:fill="auto"/>
                 <w:rtl w:val="0"/>
                 <w:lang w:val="en-US"/>
-                <w14:textOutline w14:w="12700" w14:cap="flat">
-                  <w14:noFill/>
-                  <w14:miter w14:lim="400000"/>
-                </w14:textOutline>
               </w:rPr>
               <w:t>5</w:t>
             </w:r>
@@ -5801,7 +5873,7 @@
           </w:tcPr>
           <w:p>
             <w:pPr>
-              <w:pStyle w:val="Treść"/>
+              <w:pStyle w:val="Treść B"/>
               <w:suppressAutoHyphens w:val="1"/>
               <w:jc w:val="right"/>
               <w:outlineLvl w:val="0"/>
@@ -5812,10 +5884,6 @@
                 <w:shd w:val="nil" w:color="auto" w:fill="auto"/>
                 <w:rtl w:val="0"/>
                 <w:lang w:val="en-US"/>
-                <w14:textOutline w14:w="12700" w14:cap="flat">
-                  <w14:noFill/>
-                  <w14:miter w14:lim="400000"/>
-                </w14:textOutline>
               </w:rPr>
               <w:t>3</w:t>
             </w:r>
@@ -5823,7 +5891,7 @@
         </w:tc>
         <w:tc>
           <w:tcPr>
-            <w:tcW w:type="dxa" w:w="1300"/>
+            <w:tcW w:type="dxa" w:w="1301"/>
             <w:tcBorders>
               <w:top w:val="single" w:color="ffffff" w:sz="8" w:space="0" w:shadow="0" w:frame="0"/>
               <w:left w:val="single" w:color="ffffff" w:sz="8" w:space="0" w:shadow="0" w:frame="0"/>
@@ -5841,7 +5909,7 @@
           </w:tcPr>
           <w:p>
             <w:pPr>
-              <w:pStyle w:val="Treść"/>
+              <w:pStyle w:val="Treść B"/>
               <w:suppressAutoHyphens w:val="1"/>
               <w:jc w:val="right"/>
               <w:outlineLvl w:val="0"/>
@@ -5852,10 +5920,6 @@
                 <w:shd w:val="nil" w:color="auto" w:fill="auto"/>
                 <w:rtl w:val="0"/>
                 <w:lang w:val="en-US"/>
-                <w14:textOutline w14:w="12700" w14:cap="flat">
-                  <w14:noFill/>
-                  <w14:miter w14:lim="400000"/>
-                </w14:textOutline>
               </w:rPr>
               <w:t>0</w:t>
             </w:r>
@@ -5863,7 +5927,7 @@
         </w:tc>
         <w:tc>
           <w:tcPr>
-            <w:tcW w:type="dxa" w:w="1201"/>
+            <w:tcW w:type="dxa" w:w="1202"/>
             <w:tcBorders>
               <w:top w:val="single" w:color="ffffff" w:sz="8" w:space="0" w:shadow="0" w:frame="0"/>
               <w:left w:val="single" w:color="ffffff" w:sz="8" w:space="0" w:shadow="0" w:frame="0"/>
@@ -5881,7 +5945,7 @@
           </w:tcPr>
           <w:p>
             <w:pPr>
-              <w:pStyle w:val="Treść"/>
+              <w:pStyle w:val="Treść B"/>
               <w:suppressAutoHyphens w:val="1"/>
               <w:jc w:val="right"/>
               <w:outlineLvl w:val="0"/>
@@ -5892,10 +5956,6 @@
                 <w:shd w:val="nil" w:color="auto" w:fill="auto"/>
                 <w:rtl w:val="0"/>
                 <w:lang w:val="en-US"/>
-                <w14:textOutline w14:w="12700" w14:cap="flat">
-                  <w14:noFill/>
-                  <w14:miter w14:lim="400000"/>
-                </w14:textOutline>
               </w:rPr>
               <w:t>2</w:t>
             </w:r>
@@ -5921,7 +5981,7 @@
           </w:tcPr>
           <w:p>
             <w:pPr>
-              <w:pStyle w:val="Treść"/>
+              <w:pStyle w:val="Treść B"/>
               <w:suppressAutoHyphens w:val="1"/>
               <w:jc w:val="right"/>
               <w:outlineLvl w:val="0"/>
@@ -5932,10 +5992,6 @@
                 <w:shd w:val="nil" w:color="auto" w:fill="auto"/>
                 <w:rtl w:val="0"/>
                 <w:lang w:val="en-US"/>
-                <w14:textOutline w14:w="12700" w14:cap="flat">
-                  <w14:noFill/>
-                  <w14:miter w14:lim="400000"/>
-                </w14:textOutline>
               </w:rPr>
               <w:t>1</w:t>
             </w:r>
@@ -5947,7 +6003,7 @@
           <w:shd w:val="clear" w:color="auto" w:fill="ced7e7"/>
         </w:tblPrEx>
         <w:trPr>
-          <w:trHeight w:val="302" w:hRule="atLeast"/>
+          <w:trHeight w:val="322" w:hRule="atLeast"/>
         </w:trPr>
         <w:tc>
           <w:tcPr>
@@ -5969,7 +6025,7 @@
           </w:tcPr>
           <w:p>
             <w:pPr>
-              <w:pStyle w:val="Treść"/>
+              <w:pStyle w:val="Treść B"/>
               <w:suppressAutoHyphens w:val="1"/>
               <w:outlineLvl w:val="0"/>
             </w:pPr>
@@ -5979,10 +6035,6 @@
                 <w:shd w:val="nil" w:color="auto" w:fill="auto"/>
                 <w:rtl w:val="0"/>
                 <w:lang w:val="en-US"/>
-                <w14:textOutline w14:w="12700" w14:cap="flat">
-                  <w14:noFill/>
-                  <w14:miter w14:lim="400000"/>
-                </w14:textOutline>
               </w:rPr>
               <w:t>Surprise</w:t>
             </w:r>
@@ -5990,7 +6042,7 @@
         </w:tc>
         <w:tc>
           <w:tcPr>
-            <w:tcW w:type="dxa" w:w="1399"/>
+            <w:tcW w:type="dxa" w:w="1400"/>
             <w:tcBorders>
               <w:top w:val="single" w:color="ffffff" w:sz="8" w:space="0" w:shadow="0" w:frame="0"/>
               <w:left w:val="single" w:color="ffffff" w:sz="8" w:space="0" w:shadow="0" w:frame="0"/>
@@ -6008,7 +6060,7 @@
           </w:tcPr>
           <w:p>
             <w:pPr>
-              <w:pStyle w:val="Treść"/>
+              <w:pStyle w:val="Treść B"/>
               <w:suppressAutoHyphens w:val="1"/>
               <w:jc w:val="right"/>
               <w:outlineLvl w:val="0"/>
@@ -6019,10 +6071,6 @@
                 <w:shd w:val="nil" w:color="auto" w:fill="auto"/>
                 <w:rtl w:val="0"/>
                 <w:lang w:val="en-US"/>
-                <w14:textOutline w14:w="12700" w14:cap="flat">
-                  <w14:noFill/>
-                  <w14:miter w14:lim="400000"/>
-                </w14:textOutline>
               </w:rPr>
               <w:t>5</w:t>
             </w:r>
@@ -6048,7 +6096,7 @@
           </w:tcPr>
           <w:p>
             <w:pPr>
-              <w:pStyle w:val="Treść"/>
+              <w:pStyle w:val="Treść B"/>
               <w:suppressAutoHyphens w:val="1"/>
               <w:jc w:val="right"/>
               <w:outlineLvl w:val="0"/>
@@ -6059,10 +6107,6 @@
                 <w:shd w:val="nil" w:color="auto" w:fill="auto"/>
                 <w:rtl w:val="0"/>
                 <w:lang w:val="en-US"/>
-                <w14:textOutline w14:w="12700" w14:cap="flat">
-                  <w14:noFill/>
-                  <w14:miter w14:lim="400000"/>
-                </w14:textOutline>
               </w:rPr>
               <w:t>0</w:t>
             </w:r>
@@ -6070,7 +6114,7 @@
         </w:tc>
         <w:tc>
           <w:tcPr>
-            <w:tcW w:type="dxa" w:w="1300"/>
+            <w:tcW w:type="dxa" w:w="1301"/>
             <w:tcBorders>
               <w:top w:val="single" w:color="ffffff" w:sz="8" w:space="0" w:shadow="0" w:frame="0"/>
               <w:left w:val="single" w:color="ffffff" w:sz="8" w:space="0" w:shadow="0" w:frame="0"/>
@@ -6088,7 +6132,7 @@
           </w:tcPr>
           <w:p>
             <w:pPr>
-              <w:pStyle w:val="Treść"/>
+              <w:pStyle w:val="Treść B"/>
               <w:suppressAutoHyphens w:val="1"/>
               <w:jc w:val="right"/>
               <w:outlineLvl w:val="0"/>
@@ -6099,10 +6143,6 @@
                 <w:shd w:val="nil" w:color="auto" w:fill="auto"/>
                 <w:rtl w:val="0"/>
                 <w:lang w:val="en-US"/>
-                <w14:textOutline w14:w="12700" w14:cap="flat">
-                  <w14:noFill/>
-                  <w14:miter w14:lim="400000"/>
-                </w14:textOutline>
               </w:rPr>
               <w:t>3</w:t>
             </w:r>
@@ -6110,7 +6150,7 @@
         </w:tc>
         <w:tc>
           <w:tcPr>
-            <w:tcW w:type="dxa" w:w="1201"/>
+            <w:tcW w:type="dxa" w:w="1202"/>
             <w:tcBorders>
               <w:top w:val="single" w:color="ffffff" w:sz="8" w:space="0" w:shadow="0" w:frame="0"/>
               <w:left w:val="single" w:color="ffffff" w:sz="8" w:space="0" w:shadow="0" w:frame="0"/>
@@ -6128,7 +6168,7 @@
           </w:tcPr>
           <w:p>
             <w:pPr>
-              <w:pStyle w:val="Treść"/>
+              <w:pStyle w:val="Treść B"/>
               <w:suppressAutoHyphens w:val="1"/>
               <w:jc w:val="right"/>
               <w:outlineLvl w:val="0"/>
@@ -6139,10 +6179,6 @@
                 <w:shd w:val="nil" w:color="auto" w:fill="auto"/>
                 <w:rtl w:val="0"/>
                 <w:lang w:val="en-US"/>
-                <w14:textOutline w14:w="12700" w14:cap="flat">
-                  <w14:noFill/>
-                  <w14:miter w14:lim="400000"/>
-                </w14:textOutline>
               </w:rPr>
               <w:t>2</w:t>
             </w:r>
@@ -6168,7 +6204,7 @@
           </w:tcPr>
           <w:p>
             <w:pPr>
-              <w:pStyle w:val="Treść"/>
+              <w:pStyle w:val="Treść B"/>
               <w:suppressAutoHyphens w:val="1"/>
               <w:jc w:val="right"/>
               <w:outlineLvl w:val="0"/>
@@ -6179,10 +6215,6 @@
                 <w:shd w:val="nil" w:color="auto" w:fill="auto"/>
                 <w:rtl w:val="0"/>
                 <w:lang w:val="en-US"/>
-                <w14:textOutline w14:w="12700" w14:cap="flat">
-                  <w14:noFill/>
-                  <w14:miter w14:lim="400000"/>
-                </w14:textOutline>
               </w:rPr>
               <w:t>0</w:t>
             </w:r>
@@ -6194,7 +6226,7 @@
           <w:shd w:val="clear" w:color="auto" w:fill="ced7e7"/>
         </w:tblPrEx>
         <w:trPr>
-          <w:trHeight w:val="302" w:hRule="atLeast"/>
+          <w:trHeight w:val="322" w:hRule="atLeast"/>
         </w:trPr>
         <w:tc>
           <w:tcPr>
@@ -6216,7 +6248,7 @@
           </w:tcPr>
           <w:p>
             <w:pPr>
-              <w:pStyle w:val="Treść"/>
+              <w:pStyle w:val="Treść B"/>
               <w:suppressAutoHyphens w:val="1"/>
               <w:outlineLvl w:val="0"/>
             </w:pPr>
@@ -6226,10 +6258,6 @@
                 <w:shd w:val="nil" w:color="auto" w:fill="auto"/>
                 <w:rtl w:val="0"/>
                 <w:lang w:val="en-US"/>
-                <w14:textOutline w14:w="12700" w14:cap="flat">
-                  <w14:noFill/>
-                  <w14:miter w14:lim="400000"/>
-                </w14:textOutline>
               </w:rPr>
               <w:t>Neutral</w:t>
             </w:r>
@@ -6237,7 +6265,7 @@
         </w:tc>
         <w:tc>
           <w:tcPr>
-            <w:tcW w:type="dxa" w:w="1399"/>
+            <w:tcW w:type="dxa" w:w="1400"/>
             <w:tcBorders>
               <w:top w:val="single" w:color="ffffff" w:sz="8" w:space="0" w:shadow="0" w:frame="0"/>
               <w:left w:val="single" w:color="ffffff" w:sz="8" w:space="0" w:shadow="0" w:frame="0"/>
@@ -6255,7 +6283,7 @@
           </w:tcPr>
           <w:p>
             <w:pPr>
-              <w:pStyle w:val="Treść"/>
+              <w:pStyle w:val="Treść B"/>
               <w:suppressAutoHyphens w:val="1"/>
               <w:jc w:val="right"/>
               <w:outlineLvl w:val="0"/>
@@ -6266,10 +6294,6 @@
                 <w:shd w:val="nil" w:color="auto" w:fill="auto"/>
                 <w:rtl w:val="0"/>
                 <w:lang w:val="en-US"/>
-                <w14:textOutline w14:w="12700" w14:cap="flat">
-                  <w14:noFill/>
-                  <w14:miter w14:lim="400000"/>
-                </w14:textOutline>
               </w:rPr>
               <w:t>5</w:t>
             </w:r>
@@ -6295,7 +6319,7 @@
           </w:tcPr>
           <w:p>
             <w:pPr>
-              <w:pStyle w:val="Treść"/>
+              <w:pStyle w:val="Treść B"/>
               <w:suppressAutoHyphens w:val="1"/>
               <w:jc w:val="right"/>
               <w:outlineLvl w:val="0"/>
@@ -6306,10 +6330,6 @@
                 <w:shd w:val="nil" w:color="auto" w:fill="auto"/>
                 <w:rtl w:val="0"/>
                 <w:lang w:val="en-US"/>
-                <w14:textOutline w14:w="12700" w14:cap="flat">
-                  <w14:noFill/>
-                  <w14:miter w14:lim="400000"/>
-                </w14:textOutline>
               </w:rPr>
               <w:t>2</w:t>
             </w:r>
@@ -6317,7 +6337,7 @@
         </w:tc>
         <w:tc>
           <w:tcPr>
-            <w:tcW w:type="dxa" w:w="1300"/>
+            <w:tcW w:type="dxa" w:w="1301"/>
             <w:tcBorders>
               <w:top w:val="single" w:color="ffffff" w:sz="8" w:space="0" w:shadow="0" w:frame="0"/>
               <w:left w:val="single" w:color="ffffff" w:sz="8" w:space="0" w:shadow="0" w:frame="0"/>
@@ -6335,7 +6355,7 @@
           </w:tcPr>
           <w:p>
             <w:pPr>
-              <w:pStyle w:val="Treść"/>
+              <w:pStyle w:val="Treść B"/>
               <w:suppressAutoHyphens w:val="1"/>
               <w:jc w:val="right"/>
               <w:outlineLvl w:val="0"/>
@@ -6346,10 +6366,6 @@
                 <w:shd w:val="nil" w:color="auto" w:fill="auto"/>
                 <w:rtl w:val="0"/>
                 <w:lang w:val="en-US"/>
-                <w14:textOutline w14:w="12700" w14:cap="flat">
-                  <w14:noFill/>
-                  <w14:miter w14:lim="400000"/>
-                </w14:textOutline>
               </w:rPr>
               <w:t>3</w:t>
             </w:r>
@@ -6357,7 +6373,7 @@
         </w:tc>
         <w:tc>
           <w:tcPr>
-            <w:tcW w:type="dxa" w:w="1201"/>
+            <w:tcW w:type="dxa" w:w="1202"/>
             <w:tcBorders>
               <w:top w:val="single" w:color="ffffff" w:sz="8" w:space="0" w:shadow="0" w:frame="0"/>
               <w:left w:val="single" w:color="ffffff" w:sz="8" w:space="0" w:shadow="0" w:frame="0"/>
@@ -6375,7 +6391,7 @@
           </w:tcPr>
           <w:p>
             <w:pPr>
-              <w:pStyle w:val="Treść"/>
+              <w:pStyle w:val="Treść B"/>
               <w:suppressAutoHyphens w:val="1"/>
               <w:jc w:val="right"/>
               <w:outlineLvl w:val="0"/>
@@ -6386,10 +6402,6 @@
                 <w:shd w:val="nil" w:color="auto" w:fill="auto"/>
                 <w:rtl w:val="0"/>
                 <w:lang w:val="en-US"/>
-                <w14:textOutline w14:w="12700" w14:cap="flat">
-                  <w14:noFill/>
-                  <w14:miter w14:lim="400000"/>
-                </w14:textOutline>
               </w:rPr>
               <w:t>0</w:t>
             </w:r>
@@ -6415,7 +6427,7 @@
           </w:tcPr>
           <w:p>
             <w:pPr>
-              <w:pStyle w:val="Treść"/>
+              <w:pStyle w:val="Treść B"/>
               <w:suppressAutoHyphens w:val="1"/>
               <w:jc w:val="right"/>
               <w:outlineLvl w:val="0"/>
@@ -6426,10 +6438,6 @@
                 <w:shd w:val="nil" w:color="auto" w:fill="auto"/>
                 <w:rtl w:val="0"/>
                 <w:lang w:val="en-US"/>
-                <w14:textOutline w14:w="12700" w14:cap="flat">
-                  <w14:noFill/>
-                  <w14:miter w14:lim="400000"/>
-                </w14:textOutline>
               </w:rPr>
               <w:t>0</w:t>
             </w:r>
@@ -6441,7 +6449,7 @@
           <w:shd w:val="clear" w:color="auto" w:fill="ced7e7"/>
         </w:tblPrEx>
         <w:trPr>
-          <w:trHeight w:val="302" w:hRule="atLeast"/>
+          <w:trHeight w:val="322" w:hRule="atLeast"/>
         </w:trPr>
         <w:tc>
           <w:tcPr>
@@ -6463,7 +6471,7 @@
           </w:tcPr>
           <w:p>
             <w:pPr>
-              <w:pStyle w:val="Treść"/>
+              <w:pStyle w:val="Treść B"/>
               <w:suppressAutoHyphens w:val="1"/>
               <w:outlineLvl w:val="0"/>
             </w:pPr>
@@ -6473,10 +6481,6 @@
                 <w:shd w:val="nil" w:color="auto" w:fill="auto"/>
                 <w:rtl w:val="0"/>
                 <w:lang w:val="en-US"/>
-                <w14:textOutline w14:w="12700" w14:cap="flat">
-                  <w14:noFill/>
-                  <w14:miter w14:lim="400000"/>
-                </w14:textOutline>
               </w:rPr>
               <w:t>Angry</w:t>
             </w:r>
@@ -6484,7 +6488,7 @@
         </w:tc>
         <w:tc>
           <w:tcPr>
-            <w:tcW w:type="dxa" w:w="1399"/>
+            <w:tcW w:type="dxa" w:w="1400"/>
             <w:tcBorders>
               <w:top w:val="single" w:color="ffffff" w:sz="8" w:space="0" w:shadow="0" w:frame="0"/>
               <w:left w:val="single" w:color="ffffff" w:sz="8" w:space="0" w:shadow="0" w:frame="0"/>
@@ -6502,7 +6506,7 @@
           </w:tcPr>
           <w:p>
             <w:pPr>
-              <w:pStyle w:val="Treść"/>
+              <w:pStyle w:val="Treść B"/>
               <w:suppressAutoHyphens w:val="1"/>
               <w:jc w:val="right"/>
               <w:outlineLvl w:val="0"/>
@@ -6513,10 +6517,6 @@
                 <w:shd w:val="nil" w:color="auto" w:fill="auto"/>
                 <w:rtl w:val="0"/>
                 <w:lang w:val="en-US"/>
-                <w14:textOutline w14:w="12700" w14:cap="flat">
-                  <w14:noFill/>
-                  <w14:miter w14:lim="400000"/>
-                </w14:textOutline>
               </w:rPr>
               <w:t>5</w:t>
             </w:r>
@@ -6542,7 +6542,7 @@
           </w:tcPr>
           <w:p>
             <w:pPr>
-              <w:pStyle w:val="Treść"/>
+              <w:pStyle w:val="Treść B"/>
               <w:suppressAutoHyphens w:val="1"/>
               <w:jc w:val="right"/>
               <w:outlineLvl w:val="0"/>
@@ -6553,10 +6553,6 @@
                 <w:shd w:val="nil" w:color="auto" w:fill="auto"/>
                 <w:rtl w:val="0"/>
                 <w:lang w:val="en-US"/>
-                <w14:textOutline w14:w="12700" w14:cap="flat">
-                  <w14:noFill/>
-                  <w14:miter w14:lim="400000"/>
-                </w14:textOutline>
               </w:rPr>
               <w:t>1</w:t>
             </w:r>
@@ -6564,7 +6560,7 @@
         </w:tc>
         <w:tc>
           <w:tcPr>
-            <w:tcW w:type="dxa" w:w="1300"/>
+            <w:tcW w:type="dxa" w:w="1301"/>
             <w:tcBorders>
               <w:top w:val="single" w:color="ffffff" w:sz="8" w:space="0" w:shadow="0" w:frame="0"/>
               <w:left w:val="single" w:color="ffffff" w:sz="8" w:space="0" w:shadow="0" w:frame="0"/>
@@ -6582,7 +6578,7 @@
           </w:tcPr>
           <w:p>
             <w:pPr>
-              <w:pStyle w:val="Treść"/>
+              <w:pStyle w:val="Treść B"/>
               <w:suppressAutoHyphens w:val="1"/>
               <w:jc w:val="right"/>
               <w:outlineLvl w:val="0"/>
@@ -6593,10 +6589,6 @@
                 <w:shd w:val="nil" w:color="auto" w:fill="auto"/>
                 <w:rtl w:val="0"/>
                 <w:lang w:val="en-US"/>
-                <w14:textOutline w14:w="12700" w14:cap="flat">
-                  <w14:noFill/>
-                  <w14:miter w14:lim="400000"/>
-                </w14:textOutline>
               </w:rPr>
               <w:t>2</w:t>
             </w:r>
@@ -6604,7 +6596,7 @@
         </w:tc>
         <w:tc>
           <w:tcPr>
-            <w:tcW w:type="dxa" w:w="1201"/>
+            <w:tcW w:type="dxa" w:w="1202"/>
             <w:tcBorders>
               <w:top w:val="single" w:color="ffffff" w:sz="8" w:space="0" w:shadow="0" w:frame="0"/>
               <w:left w:val="single" w:color="ffffff" w:sz="8" w:space="0" w:shadow="0" w:frame="0"/>
@@ -6622,7 +6614,7 @@
           </w:tcPr>
           <w:p>
             <w:pPr>
-              <w:pStyle w:val="Treść"/>
+              <w:pStyle w:val="Treść B"/>
               <w:suppressAutoHyphens w:val="1"/>
               <w:jc w:val="right"/>
               <w:outlineLvl w:val="0"/>
@@ -6633,10 +6625,6 @@
                 <w:shd w:val="nil" w:color="auto" w:fill="auto"/>
                 <w:rtl w:val="0"/>
                 <w:lang w:val="en-US"/>
-                <w14:textOutline w14:w="12700" w14:cap="flat">
-                  <w14:noFill/>
-                  <w14:miter w14:lim="400000"/>
-                </w14:textOutline>
               </w:rPr>
               <w:t>2</w:t>
             </w:r>
@@ -6662,7 +6650,7 @@
           </w:tcPr>
           <w:p>
             <w:pPr>
-              <w:pStyle w:val="Treść"/>
+              <w:pStyle w:val="Treść B"/>
               <w:suppressAutoHyphens w:val="1"/>
               <w:jc w:val="right"/>
               <w:outlineLvl w:val="0"/>
@@ -6673,10 +6661,6 @@
                 <w:shd w:val="nil" w:color="auto" w:fill="auto"/>
                 <w:rtl w:val="0"/>
                 <w:lang w:val="en-US"/>
-                <w14:textOutline w14:w="12700" w14:cap="flat">
-                  <w14:noFill/>
-                  <w14:miter w14:lim="400000"/>
-                </w14:textOutline>
               </w:rPr>
               <w:t>0</w:t>
             </w:r>
@@ -6688,7 +6672,7 @@
           <w:shd w:val="clear" w:color="auto" w:fill="ced7e7"/>
         </w:tblPrEx>
         <w:trPr>
-          <w:trHeight w:val="302" w:hRule="atLeast"/>
+          <w:trHeight w:val="322" w:hRule="atLeast"/>
         </w:trPr>
         <w:tc>
           <w:tcPr>
@@ -6710,7 +6694,7 @@
           </w:tcPr>
           <w:p>
             <w:pPr>
-              <w:pStyle w:val="Treść"/>
+              <w:pStyle w:val="Treść B"/>
               <w:suppressAutoHyphens w:val="1"/>
               <w:outlineLvl w:val="0"/>
             </w:pPr>
@@ -6720,10 +6704,6 @@
                 <w:shd w:val="nil" w:color="auto" w:fill="auto"/>
                 <w:rtl w:val="0"/>
                 <w:lang w:val="en-US"/>
-                <w14:textOutline w14:w="12700" w14:cap="flat">
-                  <w14:noFill/>
-                  <w14:miter w14:lim="400000"/>
-                </w14:textOutline>
               </w:rPr>
               <w:t>Disgust</w:t>
             </w:r>
@@ -6731,7 +6711,7 @@
         </w:tc>
         <w:tc>
           <w:tcPr>
-            <w:tcW w:type="dxa" w:w="1399"/>
+            <w:tcW w:type="dxa" w:w="1400"/>
             <w:tcBorders>
               <w:top w:val="single" w:color="ffffff" w:sz="8" w:space="0" w:shadow="0" w:frame="0"/>
               <w:left w:val="single" w:color="ffffff" w:sz="8" w:space="0" w:shadow="0" w:frame="0"/>
@@ -6749,7 +6729,7 @@
           </w:tcPr>
           <w:p>
             <w:pPr>
-              <w:pStyle w:val="Treść"/>
+              <w:pStyle w:val="Treść B"/>
               <w:suppressAutoHyphens w:val="1"/>
               <w:jc w:val="right"/>
               <w:outlineLvl w:val="0"/>
@@ -6760,10 +6740,6 @@
                 <w:shd w:val="nil" w:color="auto" w:fill="auto"/>
                 <w:rtl w:val="0"/>
                 <w:lang w:val="en-US"/>
-                <w14:textOutline w14:w="12700" w14:cap="flat">
-                  <w14:noFill/>
-                  <w14:miter w14:lim="400000"/>
-                </w14:textOutline>
               </w:rPr>
               <w:t>5</w:t>
             </w:r>
@@ -6789,7 +6765,7 @@
           </w:tcPr>
           <w:p>
             <w:pPr>
-              <w:pStyle w:val="Treść"/>
+              <w:pStyle w:val="Treść B"/>
               <w:suppressAutoHyphens w:val="1"/>
               <w:jc w:val="right"/>
               <w:outlineLvl w:val="0"/>
@@ -6800,10 +6776,6 @@
                 <w:shd w:val="nil" w:color="auto" w:fill="auto"/>
                 <w:rtl w:val="0"/>
                 <w:lang w:val="en-US"/>
-                <w14:textOutline w14:w="12700" w14:cap="flat">
-                  <w14:noFill/>
-                  <w14:miter w14:lim="400000"/>
-                </w14:textOutline>
               </w:rPr>
               <w:t>2</w:t>
             </w:r>
@@ -6811,7 +6783,7 @@
         </w:tc>
         <w:tc>
           <w:tcPr>
-            <w:tcW w:type="dxa" w:w="1300"/>
+            <w:tcW w:type="dxa" w:w="1301"/>
             <w:tcBorders>
               <w:top w:val="single" w:color="ffffff" w:sz="8" w:space="0" w:shadow="0" w:frame="0"/>
               <w:left w:val="single" w:color="ffffff" w:sz="8" w:space="0" w:shadow="0" w:frame="0"/>
@@ -6829,7 +6801,7 @@
           </w:tcPr>
           <w:p>
             <w:pPr>
-              <w:pStyle w:val="Treść"/>
+              <w:pStyle w:val="Treść B"/>
               <w:suppressAutoHyphens w:val="1"/>
               <w:jc w:val="right"/>
               <w:outlineLvl w:val="0"/>
@@ -6840,10 +6812,6 @@
                 <w:shd w:val="nil" w:color="auto" w:fill="auto"/>
                 <w:rtl w:val="0"/>
                 <w:lang w:val="en-US"/>
-                <w14:textOutline w14:w="12700" w14:cap="flat">
-                  <w14:noFill/>
-                  <w14:miter w14:lim="400000"/>
-                </w14:textOutline>
               </w:rPr>
               <w:t>1</w:t>
             </w:r>
@@ -6851,7 +6819,7 @@
         </w:tc>
         <w:tc>
           <w:tcPr>
-            <w:tcW w:type="dxa" w:w="1201"/>
+            <w:tcW w:type="dxa" w:w="1202"/>
             <w:tcBorders>
               <w:top w:val="single" w:color="ffffff" w:sz="8" w:space="0" w:shadow="0" w:frame="0"/>
               <w:left w:val="single" w:color="ffffff" w:sz="8" w:space="0" w:shadow="0" w:frame="0"/>
@@ -6869,7 +6837,7 @@
           </w:tcPr>
           <w:p>
             <w:pPr>
-              <w:pStyle w:val="Treść"/>
+              <w:pStyle w:val="Treść B"/>
               <w:suppressAutoHyphens w:val="1"/>
               <w:jc w:val="right"/>
               <w:outlineLvl w:val="0"/>
@@ -6880,10 +6848,6 @@
                 <w:shd w:val="nil" w:color="auto" w:fill="auto"/>
                 <w:rtl w:val="0"/>
                 <w:lang w:val="en-US"/>
-                <w14:textOutline w14:w="12700" w14:cap="flat">
-                  <w14:noFill/>
-                  <w14:miter w14:lim="400000"/>
-                </w14:textOutline>
               </w:rPr>
               <w:t>2</w:t>
             </w:r>
@@ -6909,7 +6873,7 @@
           </w:tcPr>
           <w:p>
             <w:pPr>
-              <w:pStyle w:val="Treść"/>
+              <w:pStyle w:val="Treść B"/>
               <w:suppressAutoHyphens w:val="1"/>
               <w:jc w:val="right"/>
               <w:outlineLvl w:val="0"/>
@@ -6920,10 +6884,6 @@
                 <w:shd w:val="nil" w:color="auto" w:fill="auto"/>
                 <w:rtl w:val="0"/>
                 <w:lang w:val="en-US"/>
-                <w14:textOutline w14:w="12700" w14:cap="flat">
-                  <w14:noFill/>
-                  <w14:miter w14:lim="400000"/>
-                </w14:textOutline>
               </w:rPr>
               <w:t>0</w:t>
             </w:r>
@@ -6935,7 +6895,7 @@
           <w:shd w:val="clear" w:color="auto" w:fill="ced7e7"/>
         </w:tblPrEx>
         <w:trPr>
-          <w:trHeight w:val="302" w:hRule="atLeast"/>
+          <w:trHeight w:val="322" w:hRule="atLeast"/>
         </w:trPr>
         <w:tc>
           <w:tcPr>
@@ -6957,7 +6917,7 @@
           </w:tcPr>
           <w:p>
             <w:pPr>
-              <w:pStyle w:val="Treść"/>
+              <w:pStyle w:val="Treść B"/>
               <w:suppressAutoHyphens w:val="1"/>
               <w:outlineLvl w:val="0"/>
             </w:pPr>
@@ -6967,10 +6927,6 @@
                 <w:shd w:val="nil" w:color="auto" w:fill="auto"/>
                 <w:rtl w:val="0"/>
                 <w:lang w:val="en-US"/>
-                <w14:textOutline w14:w="12700" w14:cap="flat">
-                  <w14:noFill/>
-                  <w14:miter w14:lim="400000"/>
-                </w14:textOutline>
               </w:rPr>
               <w:t>Fear</w:t>
             </w:r>
@@ -6978,7 +6934,7 @@
         </w:tc>
         <w:tc>
           <w:tcPr>
-            <w:tcW w:type="dxa" w:w="1399"/>
+            <w:tcW w:type="dxa" w:w="1400"/>
             <w:tcBorders>
               <w:top w:val="single" w:color="ffffff" w:sz="8" w:space="0" w:shadow="0" w:frame="0"/>
               <w:left w:val="single" w:color="ffffff" w:sz="8" w:space="0" w:shadow="0" w:frame="0"/>
@@ -6996,7 +6952,7 @@
           </w:tcPr>
           <w:p>
             <w:pPr>
-              <w:pStyle w:val="Treść"/>
+              <w:pStyle w:val="Treść B"/>
               <w:suppressAutoHyphens w:val="1"/>
               <w:jc w:val="right"/>
               <w:outlineLvl w:val="0"/>
@@ -7007,10 +6963,6 @@
                 <w:shd w:val="nil" w:color="auto" w:fill="auto"/>
                 <w:rtl w:val="0"/>
                 <w:lang w:val="en-US"/>
-                <w14:textOutline w14:w="12700" w14:cap="flat">
-                  <w14:noFill/>
-                  <w14:miter w14:lim="400000"/>
-                </w14:textOutline>
               </w:rPr>
               <w:t>5</w:t>
             </w:r>
@@ -7036,7 +6988,7 @@
           </w:tcPr>
           <w:p>
             <w:pPr>
-              <w:pStyle w:val="Treść"/>
+              <w:pStyle w:val="Treść B"/>
               <w:suppressAutoHyphens w:val="1"/>
               <w:jc w:val="right"/>
               <w:outlineLvl w:val="0"/>
@@ -7047,10 +6999,6 @@
                 <w:shd w:val="nil" w:color="auto" w:fill="auto"/>
                 <w:rtl w:val="0"/>
                 <w:lang w:val="en-US"/>
-                <w14:textOutline w14:w="12700" w14:cap="flat">
-                  <w14:noFill/>
-                  <w14:miter w14:lim="400000"/>
-                </w14:textOutline>
               </w:rPr>
               <w:t>4</w:t>
             </w:r>
@@ -7058,7 +7006,7 @@
         </w:tc>
         <w:tc>
           <w:tcPr>
-            <w:tcW w:type="dxa" w:w="1300"/>
+            <w:tcW w:type="dxa" w:w="1301"/>
             <w:tcBorders>
               <w:top w:val="single" w:color="ffffff" w:sz="8" w:space="0" w:shadow="0" w:frame="0"/>
               <w:left w:val="single" w:color="ffffff" w:sz="8" w:space="0" w:shadow="0" w:frame="0"/>
@@ -7076,7 +7024,7 @@
           </w:tcPr>
           <w:p>
             <w:pPr>
-              <w:pStyle w:val="Treść"/>
+              <w:pStyle w:val="Treść B"/>
               <w:suppressAutoHyphens w:val="1"/>
               <w:jc w:val="right"/>
               <w:outlineLvl w:val="0"/>
@@ -7087,10 +7035,6 @@
                 <w:shd w:val="nil" w:color="auto" w:fill="auto"/>
                 <w:rtl w:val="0"/>
                 <w:lang w:val="en-US"/>
-                <w14:textOutline w14:w="12700" w14:cap="flat">
-                  <w14:noFill/>
-                  <w14:miter w14:lim="400000"/>
-                </w14:textOutline>
               </w:rPr>
               <w:t>1</w:t>
             </w:r>
@@ -7098,7 +7042,7 @@
         </w:tc>
         <w:tc>
           <w:tcPr>
-            <w:tcW w:type="dxa" w:w="1201"/>
+            <w:tcW w:type="dxa" w:w="1202"/>
             <w:tcBorders>
               <w:top w:val="single" w:color="ffffff" w:sz="8" w:space="0" w:shadow="0" w:frame="0"/>
               <w:left w:val="single" w:color="ffffff" w:sz="8" w:space="0" w:shadow="0" w:frame="0"/>
@@ -7116,7 +7060,7 @@
           </w:tcPr>
           <w:p>
             <w:pPr>
-              <w:pStyle w:val="Treść"/>
+              <w:pStyle w:val="Treść B"/>
               <w:suppressAutoHyphens w:val="1"/>
               <w:jc w:val="right"/>
               <w:outlineLvl w:val="0"/>
@@ -7127,10 +7071,6 @@
                 <w:shd w:val="nil" w:color="auto" w:fill="auto"/>
                 <w:rtl w:val="0"/>
                 <w:lang w:val="en-US"/>
-                <w14:textOutline w14:w="12700" w14:cap="flat">
-                  <w14:noFill/>
-                  <w14:miter w14:lim="400000"/>
-                </w14:textOutline>
               </w:rPr>
               <w:t>1</w:t>
             </w:r>
@@ -7156,7 +7096,7 @@
           </w:tcPr>
           <w:p>
             <w:pPr>
-              <w:pStyle w:val="Treść"/>
+              <w:pStyle w:val="Treść B"/>
               <w:suppressAutoHyphens w:val="1"/>
               <w:jc w:val="right"/>
               <w:outlineLvl w:val="0"/>
@@ -7167,10 +7107,6 @@
                 <w:shd w:val="nil" w:color="auto" w:fill="auto"/>
                 <w:rtl w:val="0"/>
                 <w:lang w:val="en-US"/>
-                <w14:textOutline w14:w="12700" w14:cap="flat">
-                  <w14:noFill/>
-                  <w14:miter w14:lim="400000"/>
-                </w14:textOutline>
               </w:rPr>
               <w:t>1</w:t>
             </w:r>
@@ -7178,6 +7114,14 @@
         </w:tc>
       </w:tr>
     </w:tbl>
+    <w:p>
+      <w:pPr>
+        <w:pStyle w:val="Domyślne"/>
+        <w:widowControl w:val="0"/>
+        <w:spacing w:line="240" w:lineRule="auto"/>
+        <w:ind w:left="216" w:hanging="216"/>
+      </w:pPr>
+    </w:p>
     <w:p>
       <w:pPr>
         <w:pStyle w:val="Domyślne"/>
@@ -7242,7 +7186,7 @@
       <w:tblPr>
         <w:tblW w:w="4570" w:type="dxa"/>
         <w:jc w:val="left"/>
-        <w:tblInd w:w="216" w:type="dxa"/>
+        <w:tblInd w:w="324" w:type="dxa"/>
         <w:tblBorders>
           <w:top w:val="single" w:color="ffffff" w:sz="8" w:space="0" w:shadow="0" w:frame="0"/>
           <w:left w:val="single" w:color="ffffff" w:sz="8" w:space="0" w:shadow="0" w:frame="0"/>
@@ -7263,7 +7207,7 @@
           <w:shd w:val="clear" w:color="auto" w:fill="ced7e7"/>
         </w:tblPrEx>
         <w:trPr>
-          <w:trHeight w:val="580" w:hRule="atLeast"/>
+          <w:trHeight w:val="600" w:hRule="atLeast"/>
         </w:trPr>
         <w:tc>
           <w:tcPr>
@@ -7285,7 +7229,7 @@
           </w:tcPr>
           <w:p>
             <w:pPr>
-              <w:pStyle w:val="Treść"/>
+              <w:pStyle w:val="Treść B"/>
               <w:suppressAutoHyphens w:val="1"/>
               <w:jc w:val="center"/>
               <w:outlineLvl w:val="0"/>
@@ -7298,10 +7242,6 @@
                 <w:shd w:val="nil" w:color="auto" w:fill="auto"/>
                 <w:rtl w:val="0"/>
                 <w:lang w:val="en-US"/>
-                <w14:textOutline w14:w="12700" w14:cap="flat">
-                  <w14:noFill/>
-                  <w14:miter w14:lim="400000"/>
-                </w14:textOutline>
               </w:rPr>
               <w:t>Parametr</w:t>
             </w:r>
@@ -7327,7 +7267,7 @@
           </w:tcPr>
           <w:p>
             <w:pPr>
-              <w:pStyle w:val="Treść"/>
+              <w:pStyle w:val="Treść B"/>
               <w:suppressAutoHyphens w:val="1"/>
               <w:jc w:val="center"/>
               <w:outlineLvl w:val="0"/>
@@ -7340,10 +7280,6 @@
                 <w:shd w:val="nil" w:color="auto" w:fill="auto"/>
                 <w:rtl w:val="0"/>
                 <w:lang w:val="en-US"/>
-                <w14:textOutline w14:w="12700" w14:cap="flat">
-                  <w14:noFill/>
-                  <w14:miter w14:lim="400000"/>
-                </w14:textOutline>
               </w:rPr>
               <w:t>Warto</w:t>
             </w:r>
@@ -7355,10 +7291,6 @@
                 <w:shd w:val="nil" w:color="auto" w:fill="auto"/>
                 <w:rtl w:val="0"/>
                 <w:lang w:val="en-US"/>
-                <w14:textOutline w14:w="12700" w14:cap="flat">
-                  <w14:noFill/>
-                  <w14:miter w14:lim="400000"/>
-                </w14:textOutline>
               </w:rPr>
               <w:t>ść</w:t>
             </w:r>
@@ -7370,7 +7302,7 @@
           <w:shd w:val="clear" w:color="auto" w:fill="ced7e7"/>
         </w:tblPrEx>
         <w:trPr>
-          <w:trHeight w:val="302" w:hRule="atLeast"/>
+          <w:trHeight w:val="322" w:hRule="atLeast"/>
         </w:trPr>
         <w:tc>
           <w:tcPr>
@@ -7392,7 +7324,7 @@
           </w:tcPr>
           <w:p>
             <w:pPr>
-              <w:pStyle w:val="Treść"/>
+              <w:pStyle w:val="Treść B"/>
               <w:suppressAutoHyphens w:val="1"/>
               <w:outlineLvl w:val="0"/>
             </w:pPr>
@@ -7402,10 +7334,6 @@
                 <w:shd w:val="nil" w:color="auto" w:fill="auto"/>
                 <w:rtl w:val="0"/>
                 <w:lang w:val="en-US"/>
-                <w14:textOutline w14:w="12700" w14:cap="flat">
-                  <w14:noFill/>
-                  <w14:miter w14:lim="400000"/>
-                </w14:textOutline>
               </w:rPr>
               <w:t>Liczba obraz</w:t>
             </w:r>
@@ -7415,10 +7343,6 @@
                 <w:shd w:val="nil" w:color="auto" w:fill="auto"/>
                 <w:rtl w:val="0"/>
                 <w:lang w:val="en-US"/>
-                <w14:textOutline w14:w="12700" w14:cap="flat">
-                  <w14:noFill/>
-                  <w14:miter w14:lim="400000"/>
-                </w14:textOutline>
               </w:rPr>
               <w:t>ó</w:t>
             </w:r>
@@ -7428,10 +7352,6 @@
                 <w:shd w:val="nil" w:color="auto" w:fill="auto"/>
                 <w:rtl w:val="0"/>
                 <w:lang w:val="en-US"/>
-                <w14:textOutline w14:w="12700" w14:cap="flat">
-                  <w14:noFill/>
-                  <w14:miter w14:lim="400000"/>
-                </w14:textOutline>
               </w:rPr>
               <w:t>w</w:t>
             </w:r>
@@ -7457,7 +7377,7 @@
           </w:tcPr>
           <w:p>
             <w:pPr>
-              <w:pStyle w:val="Treść"/>
+              <w:pStyle w:val="Treść B"/>
               <w:suppressAutoHyphens w:val="1"/>
               <w:jc w:val="right"/>
               <w:outlineLvl w:val="0"/>
@@ -7468,10 +7388,6 @@
                 <w:shd w:val="nil" w:color="auto" w:fill="auto"/>
                 <w:rtl w:val="0"/>
                 <w:lang w:val="en-US"/>
-                <w14:textOutline w14:w="12700" w14:cap="flat">
-                  <w14:noFill/>
-                  <w14:miter w14:lim="400000"/>
-                </w14:textOutline>
               </w:rPr>
               <w:t>35</w:t>
             </w:r>
@@ -7483,7 +7399,7 @@
           <w:shd w:val="clear" w:color="auto" w:fill="ced7e7"/>
         </w:tblPrEx>
         <w:trPr>
-          <w:trHeight w:val="302" w:hRule="atLeast"/>
+          <w:trHeight w:val="322" w:hRule="atLeast"/>
         </w:trPr>
         <w:tc>
           <w:tcPr>
@@ -7505,7 +7421,7 @@
           </w:tcPr>
           <w:p>
             <w:pPr>
-              <w:pStyle w:val="Treść"/>
+              <w:pStyle w:val="Treść B"/>
               <w:suppressAutoHyphens w:val="1"/>
               <w:outlineLvl w:val="0"/>
             </w:pPr>
@@ -7515,10 +7431,6 @@
                 <w:shd w:val="nil" w:color="auto" w:fill="auto"/>
                 <w:rtl w:val="0"/>
                 <w:lang w:val="en-US"/>
-                <w14:textOutline w14:w="12700" w14:cap="flat">
-                  <w14:noFill/>
-                  <w14:miter w14:lim="400000"/>
-                </w14:textOutline>
               </w:rPr>
               <w:t>Poprawne klasyfikacje</w:t>
             </w:r>
@@ -7544,7 +7456,7 @@
           </w:tcPr>
           <w:p>
             <w:pPr>
-              <w:pStyle w:val="Treść"/>
+              <w:pStyle w:val="Treść B"/>
               <w:suppressAutoHyphens w:val="1"/>
               <w:jc w:val="right"/>
               <w:outlineLvl w:val="0"/>
@@ -7555,10 +7467,6 @@
                 <w:shd w:val="nil" w:color="auto" w:fill="auto"/>
                 <w:rtl w:val="0"/>
                 <w:lang w:val="en-US"/>
-                <w14:textOutline w14:w="12700" w14:cap="flat">
-                  <w14:noFill/>
-                  <w14:miter w14:lim="400000"/>
-                </w14:textOutline>
               </w:rPr>
               <w:t>16</w:t>
             </w:r>
@@ -7570,7 +7478,7 @@
           <w:shd w:val="clear" w:color="auto" w:fill="ced7e7"/>
         </w:tblPrEx>
         <w:trPr>
-          <w:trHeight w:val="302" w:hRule="atLeast"/>
+          <w:trHeight w:val="322" w:hRule="atLeast"/>
         </w:trPr>
         <w:tc>
           <w:tcPr>
@@ -7592,7 +7500,7 @@
           </w:tcPr>
           <w:p>
             <w:pPr>
-              <w:pStyle w:val="Treść"/>
+              <w:pStyle w:val="Treść B"/>
               <w:suppressAutoHyphens w:val="1"/>
               <w:outlineLvl w:val="0"/>
             </w:pPr>
@@ -7602,10 +7510,6 @@
                 <w:shd w:val="nil" w:color="auto" w:fill="auto"/>
                 <w:rtl w:val="0"/>
                 <w:lang w:val="en-US"/>
-                <w14:textOutline w14:w="12700" w14:cap="flat">
-                  <w14:noFill/>
-                  <w14:miter w14:lim="400000"/>
-                </w14:textOutline>
               </w:rPr>
               <w:t>B</w:t>
             </w:r>
@@ -7615,10 +7519,6 @@
                 <w:shd w:val="nil" w:color="auto" w:fill="auto"/>
                 <w:rtl w:val="0"/>
                 <w:lang w:val="en-US"/>
-                <w14:textOutline w14:w="12700" w14:cap="flat">
-                  <w14:noFill/>
-                  <w14:miter w14:lim="400000"/>
-                </w14:textOutline>
               </w:rPr>
               <w:t>łę</w:t>
             </w:r>
@@ -7628,10 +7528,6 @@
                 <w:shd w:val="nil" w:color="auto" w:fill="auto"/>
                 <w:rtl w:val="0"/>
                 <w:lang w:val="en-US"/>
-                <w14:textOutline w14:w="12700" w14:cap="flat">
-                  <w14:noFill/>
-                  <w14:miter w14:lim="400000"/>
-                </w14:textOutline>
               </w:rPr>
               <w:t>dne klasyfikacje</w:t>
             </w:r>
@@ -7657,7 +7553,7 @@
           </w:tcPr>
           <w:p>
             <w:pPr>
-              <w:pStyle w:val="Treść"/>
+              <w:pStyle w:val="Treść B"/>
               <w:suppressAutoHyphens w:val="1"/>
               <w:jc w:val="right"/>
               <w:outlineLvl w:val="0"/>
@@ -7668,10 +7564,6 @@
                 <w:shd w:val="nil" w:color="auto" w:fill="auto"/>
                 <w:rtl w:val="0"/>
                 <w:lang w:val="en-US"/>
-                <w14:textOutline w14:w="12700" w14:cap="flat">
-                  <w14:noFill/>
-                  <w14:miter w14:lim="400000"/>
-                </w14:textOutline>
               </w:rPr>
               <w:t>10</w:t>
             </w:r>
@@ -7683,7 +7575,7 @@
           <w:shd w:val="clear" w:color="auto" w:fill="ced7e7"/>
         </w:tblPrEx>
         <w:trPr>
-          <w:trHeight w:val="302" w:hRule="atLeast"/>
+          <w:trHeight w:val="322" w:hRule="atLeast"/>
         </w:trPr>
         <w:tc>
           <w:tcPr>
@@ -7705,7 +7597,7 @@
           </w:tcPr>
           <w:p>
             <w:pPr>
-              <w:pStyle w:val="Treść"/>
+              <w:pStyle w:val="Treść B"/>
               <w:suppressAutoHyphens w:val="1"/>
               <w:outlineLvl w:val="0"/>
             </w:pPr>
@@ -7715,10 +7607,6 @@
                 <w:shd w:val="nil" w:color="auto" w:fill="auto"/>
                 <w:rtl w:val="0"/>
                 <w:lang w:val="en-US"/>
-                <w14:textOutline w14:w="12700" w14:cap="flat">
-                  <w14:noFill/>
-                  <w14:miter w14:lim="400000"/>
-                </w14:textOutline>
               </w:rPr>
               <w:t>Brak detekcji twarzy</w:t>
             </w:r>
@@ -7744,7 +7632,7 @@
           </w:tcPr>
           <w:p>
             <w:pPr>
-              <w:pStyle w:val="Treść"/>
+              <w:pStyle w:val="Treść B"/>
               <w:suppressAutoHyphens w:val="1"/>
               <w:jc w:val="right"/>
               <w:outlineLvl w:val="0"/>
@@ -7755,10 +7643,6 @@
                 <w:shd w:val="nil" w:color="auto" w:fill="auto"/>
                 <w:rtl w:val="0"/>
                 <w:lang w:val="en-US"/>
-                <w14:textOutline w14:w="12700" w14:cap="flat">
-                  <w14:noFill/>
-                  <w14:miter w14:lim="400000"/>
-                </w14:textOutline>
               </w:rPr>
               <w:t>10</w:t>
             </w:r>
@@ -7770,7 +7654,7 @@
           <w:shd w:val="clear" w:color="auto" w:fill="ced7e7"/>
         </w:tblPrEx>
         <w:trPr>
-          <w:trHeight w:val="302" w:hRule="atLeast"/>
+          <w:trHeight w:val="322" w:hRule="atLeast"/>
         </w:trPr>
         <w:tc>
           <w:tcPr>
@@ -7792,7 +7676,7 @@
           </w:tcPr>
           <w:p>
             <w:pPr>
-              <w:pStyle w:val="Treść"/>
+              <w:pStyle w:val="Treść B"/>
               <w:suppressAutoHyphens w:val="1"/>
               <w:outlineLvl w:val="0"/>
             </w:pPr>
@@ -7802,10 +7686,6 @@
                 <w:shd w:val="nil" w:color="auto" w:fill="auto"/>
                 <w:rtl w:val="0"/>
                 <w:lang w:val="en-US"/>
-                <w14:textOutline w14:w="12700" w14:cap="flat">
-                  <w14:noFill/>
-                  <w14:miter w14:lim="400000"/>
-                </w14:textOutline>
               </w:rPr>
               <w:t>Ś</w:t>
             </w:r>
@@ -7815,10 +7695,6 @@
                 <w:shd w:val="nil" w:color="auto" w:fill="auto"/>
                 <w:rtl w:val="0"/>
                 <w:lang w:val="en-US"/>
-                <w14:textOutline w14:w="12700" w14:cap="flat">
-                  <w14:noFill/>
-                  <w14:miter w14:lim="400000"/>
-                </w14:textOutline>
               </w:rPr>
               <w:t>rednia skuteczno</w:t>
             </w:r>
@@ -7828,10 +7704,6 @@
                 <w:shd w:val="nil" w:color="auto" w:fill="auto"/>
                 <w:rtl w:val="0"/>
                 <w:lang w:val="en-US"/>
-                <w14:textOutline w14:w="12700" w14:cap="flat">
-                  <w14:noFill/>
-                  <w14:miter w14:lim="400000"/>
-                </w14:textOutline>
               </w:rPr>
               <w:t xml:space="preserve">ść </w:t>
             </w:r>
@@ -7841,10 +7713,6 @@
                 <w:shd w:val="nil" w:color="auto" w:fill="auto"/>
                 <w:rtl w:val="0"/>
                 <w:lang w:val="en-US"/>
-                <w14:textOutline w14:w="12700" w14:cap="flat">
-                  <w14:noFill/>
-                  <w14:miter w14:lim="400000"/>
-                </w14:textOutline>
               </w:rPr>
               <w:t>klasyfikacji</w:t>
             </w:r>
@@ -7870,7 +7738,7 @@
           </w:tcPr>
           <w:p>
             <w:pPr>
-              <w:pStyle w:val="Treść"/>
+              <w:pStyle w:val="Treść B"/>
               <w:suppressAutoHyphens w:val="1"/>
               <w:jc w:val="right"/>
               <w:outlineLvl w:val="0"/>
@@ -7881,10 +7749,6 @@
                 <w:shd w:val="nil" w:color="auto" w:fill="auto"/>
                 <w:rtl w:val="0"/>
                 <w:lang w:val="en-US"/>
-                <w14:textOutline w14:w="12700" w14:cap="flat">
-                  <w14:noFill/>
-                  <w14:miter w14:lim="400000"/>
-                </w14:textOutline>
               </w:rPr>
               <w:t>45,7%</w:t>
             </w:r>
@@ -7892,6 +7756,14 @@
         </w:tc>
       </w:tr>
     </w:tbl>
+    <w:p>
+      <w:pPr>
+        <w:pStyle w:val="Domyślne"/>
+        <w:widowControl w:val="0"/>
+        <w:spacing w:line="240" w:lineRule="auto"/>
+        <w:ind w:left="216" w:hanging="216"/>
+      </w:pPr>
+    </w:p>
     <w:p>
       <w:pPr>
         <w:pStyle w:val="Domyślne"/>
@@ -9003,7 +8875,7 @@
       <w:tblPr>
         <w:tblW w:w="8619" w:type="dxa"/>
         <w:jc w:val="left"/>
-        <w:tblInd w:w="216" w:type="dxa"/>
+        <w:tblInd w:w="324" w:type="dxa"/>
         <w:tblBorders>
           <w:top w:val="single" w:color="ffffff" w:sz="8" w:space="0" w:shadow="0" w:frame="0"/>
           <w:left w:val="single" w:color="ffffff" w:sz="8" w:space="0" w:shadow="0" w:frame="0"/>
@@ -9027,7 +8899,7 @@
           <w:shd w:val="clear" w:color="auto" w:fill="ced7e7"/>
         </w:tblPrEx>
         <w:trPr>
-          <w:trHeight w:val="580" w:hRule="atLeast"/>
+          <w:trHeight w:val="600" w:hRule="atLeast"/>
         </w:trPr>
         <w:tc>
           <w:tcPr>
@@ -9049,7 +8921,7 @@
           </w:tcPr>
           <w:p>
             <w:pPr>
-              <w:pStyle w:val="Treść"/>
+              <w:pStyle w:val="Treść B"/>
               <w:suppressAutoHyphens w:val="1"/>
               <w:jc w:val="center"/>
               <w:outlineLvl w:val="0"/>
@@ -9062,10 +8934,6 @@
                 <w:shd w:val="nil" w:color="auto" w:fill="auto"/>
                 <w:rtl w:val="0"/>
                 <w:lang w:val="en-US"/>
-                <w14:textOutline w14:w="12700" w14:cap="flat">
-                  <w14:noFill/>
-                  <w14:miter w14:lim="400000"/>
-                </w14:textOutline>
               </w:rPr>
               <w:t>Klasa rzeczywista</w:t>
             </w:r>
@@ -9091,7 +8959,7 @@
           </w:tcPr>
           <w:p>
             <w:pPr>
-              <w:pStyle w:val="Treść"/>
+              <w:pStyle w:val="Treść B"/>
               <w:suppressAutoHyphens w:val="1"/>
               <w:jc w:val="center"/>
               <w:outlineLvl w:val="0"/>
@@ -9104,10 +8972,6 @@
                 <w:shd w:val="nil" w:color="auto" w:fill="auto"/>
                 <w:rtl w:val="0"/>
                 <w:lang w:val="en-US"/>
-                <w14:textOutline w14:w="12700" w14:cap="flat">
-                  <w14:noFill/>
-                  <w14:miter w14:lim="400000"/>
-                </w14:textOutline>
               </w:rPr>
               <w:t>Liczba obraz</w:t>
             </w:r>
@@ -9119,10 +8983,6 @@
                 <w:shd w:val="nil" w:color="auto" w:fill="auto"/>
                 <w:rtl w:val="0"/>
                 <w:lang w:val="en-US"/>
-                <w14:textOutline w14:w="12700" w14:cap="flat">
-                  <w14:noFill/>
-                  <w14:miter w14:lim="400000"/>
-                </w14:textOutline>
               </w:rPr>
               <w:t>ó</w:t>
             </w:r>
@@ -9134,10 +8994,6 @@
                 <w:shd w:val="nil" w:color="auto" w:fill="auto"/>
                 <w:rtl w:val="0"/>
                 <w:lang w:val="en-US"/>
-                <w14:textOutline w14:w="12700" w14:cap="flat">
-                  <w14:noFill/>
-                  <w14:miter w14:lim="400000"/>
-                </w14:textOutline>
               </w:rPr>
               <w:t>w</w:t>
             </w:r>
@@ -9163,7 +9019,7 @@
           </w:tcPr>
           <w:p>
             <w:pPr>
-              <w:pStyle w:val="Treść"/>
+              <w:pStyle w:val="Treść B"/>
               <w:suppressAutoHyphens w:val="1"/>
               <w:jc w:val="center"/>
               <w:outlineLvl w:val="0"/>
@@ -9176,10 +9032,6 @@
                 <w:shd w:val="nil" w:color="auto" w:fill="auto"/>
                 <w:rtl w:val="0"/>
                 <w:lang w:val="en-US"/>
-                <w14:textOutline w14:w="12700" w14:cap="flat">
-                  <w14:noFill/>
-                  <w14:miter w14:lim="400000"/>
-                </w14:textOutline>
               </w:rPr>
               <w:t>Poprawna klasyfikacja</w:t>
             </w:r>
@@ -9205,7 +9057,7 @@
           </w:tcPr>
           <w:p>
             <w:pPr>
-              <w:pStyle w:val="Treść"/>
+              <w:pStyle w:val="Treść B"/>
               <w:suppressAutoHyphens w:val="1"/>
               <w:jc w:val="center"/>
               <w:outlineLvl w:val="0"/>
@@ -9218,10 +9070,6 @@
                 <w:shd w:val="nil" w:color="auto" w:fill="auto"/>
                 <w:rtl w:val="0"/>
                 <w:lang w:val="en-US"/>
-                <w14:textOutline w14:w="12700" w14:cap="flat">
-                  <w14:noFill/>
-                  <w14:miter w14:lim="400000"/>
-                </w14:textOutline>
               </w:rPr>
               <w:t>B</w:t>
             </w:r>
@@ -9233,10 +9081,6 @@
                 <w:shd w:val="nil" w:color="auto" w:fill="auto"/>
                 <w:rtl w:val="0"/>
                 <w:lang w:val="en-US"/>
-                <w14:textOutline w14:w="12700" w14:cap="flat">
-                  <w14:noFill/>
-                  <w14:miter w14:lim="400000"/>
-                </w14:textOutline>
               </w:rPr>
               <w:t>łę</w:t>
             </w:r>
@@ -9248,10 +9092,6 @@
                 <w:shd w:val="nil" w:color="auto" w:fill="auto"/>
                 <w:rtl w:val="0"/>
                 <w:lang w:val="en-US"/>
-                <w14:textOutline w14:w="12700" w14:cap="flat">
-                  <w14:noFill/>
-                  <w14:miter w14:lim="400000"/>
-                </w14:textOutline>
               </w:rPr>
               <w:t>dna klasyfikacja</w:t>
             </w:r>
@@ -9259,7 +9099,7 @@
         </w:tc>
         <w:tc>
           <w:tcPr>
-            <w:tcW w:type="dxa" w:w="1192"/>
+            <w:tcW w:type="dxa" w:w="1193"/>
             <w:tcBorders>
               <w:top w:val="single" w:color="ffffff" w:sz="8" w:space="0" w:shadow="0" w:frame="0"/>
               <w:left w:val="single" w:color="ffffff" w:sz="8" w:space="0" w:shadow="0" w:frame="0"/>
@@ -9277,7 +9117,7 @@
           </w:tcPr>
           <w:p>
             <w:pPr>
-              <w:pStyle w:val="Treść"/>
+              <w:pStyle w:val="Treść B"/>
               <w:suppressAutoHyphens w:val="1"/>
               <w:jc w:val="center"/>
               <w:outlineLvl w:val="0"/>
@@ -9290,10 +9130,6 @@
                 <w:shd w:val="nil" w:color="auto" w:fill="auto"/>
                 <w:rtl w:val="0"/>
                 <w:lang w:val="en-US"/>
-                <w14:textOutline w14:w="12700" w14:cap="flat">
-                  <w14:noFill/>
-                  <w14:miter w14:lim="400000"/>
-                </w14:textOutline>
               </w:rPr>
               <w:t>Accuracy</w:t>
             </w:r>
@@ -9305,7 +9141,7 @@
           <w:shd w:val="clear" w:color="auto" w:fill="ced7e7"/>
         </w:tblPrEx>
         <w:trPr>
-          <w:trHeight w:val="300" w:hRule="atLeast"/>
+          <w:trHeight w:val="320" w:hRule="atLeast"/>
         </w:trPr>
         <w:tc>
           <w:tcPr>
@@ -9327,7 +9163,7 @@
           </w:tcPr>
           <w:p>
             <w:pPr>
-              <w:pStyle w:val="Treść"/>
+              <w:pStyle w:val="Treść B"/>
               <w:suppressAutoHyphens w:val="1"/>
               <w:outlineLvl w:val="0"/>
             </w:pPr>
@@ -9337,10 +9173,6 @@
                 <w:shd w:val="nil" w:color="auto" w:fill="auto"/>
                 <w:rtl w:val="0"/>
                 <w:lang w:val="en-US"/>
-                <w14:textOutline w14:w="12700" w14:cap="flat">
-                  <w14:noFill/>
-                  <w14:miter w14:lim="400000"/>
-                </w14:textOutline>
               </w:rPr>
               <w:t>Happy</w:t>
             </w:r>
@@ -9366,7 +9198,7 @@
           </w:tcPr>
           <w:p>
             <w:pPr>
-              <w:pStyle w:val="Treść"/>
+              <w:pStyle w:val="Treść B"/>
               <w:suppressAutoHyphens w:val="1"/>
               <w:jc w:val="right"/>
               <w:outlineLvl w:val="0"/>
@@ -9377,10 +9209,6 @@
                 <w:shd w:val="nil" w:color="auto" w:fill="auto"/>
                 <w:rtl w:val="0"/>
                 <w:lang w:val="en-US"/>
-                <w14:textOutline w14:w="12700" w14:cap="flat">
-                  <w14:noFill/>
-                  <w14:miter w14:lim="400000"/>
-                </w14:textOutline>
               </w:rPr>
               <w:t>5</w:t>
             </w:r>
@@ -9406,7 +9234,7 @@
           </w:tcPr>
           <w:p>
             <w:pPr>
-              <w:pStyle w:val="Treść"/>
+              <w:pStyle w:val="Treść B"/>
               <w:suppressAutoHyphens w:val="1"/>
               <w:jc w:val="right"/>
               <w:outlineLvl w:val="0"/>
@@ -9417,10 +9245,6 @@
                 <w:shd w:val="nil" w:color="auto" w:fill="auto"/>
                 <w:rtl w:val="0"/>
                 <w:lang w:val="en-US"/>
-                <w14:textOutline w14:w="12700" w14:cap="flat">
-                  <w14:noFill/>
-                  <w14:miter w14:lim="400000"/>
-                </w14:textOutline>
               </w:rPr>
               <w:t>4</w:t>
             </w:r>
@@ -9446,7 +9270,7 @@
           </w:tcPr>
           <w:p>
             <w:pPr>
-              <w:pStyle w:val="Treść"/>
+              <w:pStyle w:val="Treść B"/>
               <w:suppressAutoHyphens w:val="1"/>
               <w:jc w:val="right"/>
               <w:outlineLvl w:val="0"/>
@@ -9457,10 +9281,6 @@
                 <w:shd w:val="nil" w:color="auto" w:fill="auto"/>
                 <w:rtl w:val="0"/>
                 <w:lang w:val="en-US"/>
-                <w14:textOutline w14:w="12700" w14:cap="flat">
-                  <w14:noFill/>
-                  <w14:miter w14:lim="400000"/>
-                </w14:textOutline>
               </w:rPr>
               <w:t>1</w:t>
             </w:r>
@@ -9468,7 +9288,7 @@
         </w:tc>
         <w:tc>
           <w:tcPr>
-            <w:tcW w:type="dxa" w:w="1192"/>
+            <w:tcW w:type="dxa" w:w="1193"/>
             <w:tcBorders>
               <w:top w:val="single" w:color="ffffff" w:sz="8" w:space="0" w:shadow="0" w:frame="0"/>
               <w:left w:val="single" w:color="ffffff" w:sz="8" w:space="0" w:shadow="0" w:frame="0"/>
@@ -9486,7 +9306,7 @@
           </w:tcPr>
           <w:p>
             <w:pPr>
-              <w:pStyle w:val="Treść"/>
+              <w:pStyle w:val="Treść B"/>
               <w:suppressAutoHyphens w:val="1"/>
               <w:jc w:val="right"/>
               <w:outlineLvl w:val="0"/>
@@ -9497,10 +9317,6 @@
                 <w:shd w:val="nil" w:color="auto" w:fill="auto"/>
                 <w:rtl w:val="0"/>
                 <w:lang w:val="en-US"/>
-                <w14:textOutline w14:w="12700" w14:cap="flat">
-                  <w14:noFill/>
-                  <w14:miter w14:lim="400000"/>
-                </w14:textOutline>
               </w:rPr>
               <w:t>80%</w:t>
             </w:r>
@@ -9512,7 +9328,7 @@
           <w:shd w:val="clear" w:color="auto" w:fill="ced7e7"/>
         </w:tblPrEx>
         <w:trPr>
-          <w:trHeight w:val="300" w:hRule="atLeast"/>
+          <w:trHeight w:val="320" w:hRule="atLeast"/>
         </w:trPr>
         <w:tc>
           <w:tcPr>
@@ -9534,7 +9350,7 @@
           </w:tcPr>
           <w:p>
             <w:pPr>
-              <w:pStyle w:val="Treść"/>
+              <w:pStyle w:val="Treść B"/>
               <w:suppressAutoHyphens w:val="1"/>
               <w:outlineLvl w:val="0"/>
             </w:pPr>
@@ -9544,10 +9360,6 @@
                 <w:shd w:val="nil" w:color="auto" w:fill="auto"/>
                 <w:rtl w:val="0"/>
                 <w:lang w:val="en-US"/>
-                <w14:textOutline w14:w="12700" w14:cap="flat">
-                  <w14:noFill/>
-                  <w14:miter w14:lim="400000"/>
-                </w14:textOutline>
               </w:rPr>
               <w:t>Sad</w:t>
             </w:r>
@@ -9573,7 +9385,7 @@
           </w:tcPr>
           <w:p>
             <w:pPr>
-              <w:pStyle w:val="Treść"/>
+              <w:pStyle w:val="Treść B"/>
               <w:suppressAutoHyphens w:val="1"/>
               <w:jc w:val="right"/>
               <w:outlineLvl w:val="0"/>
@@ -9584,10 +9396,6 @@
                 <w:shd w:val="nil" w:color="auto" w:fill="auto"/>
                 <w:rtl w:val="0"/>
                 <w:lang w:val="en-US"/>
-                <w14:textOutline w14:w="12700" w14:cap="flat">
-                  <w14:noFill/>
-                  <w14:miter w14:lim="400000"/>
-                </w14:textOutline>
               </w:rPr>
               <w:t>5</w:t>
             </w:r>
@@ -9613,7 +9421,7 @@
           </w:tcPr>
           <w:p>
             <w:pPr>
-              <w:pStyle w:val="Treść"/>
+              <w:pStyle w:val="Treść B"/>
               <w:suppressAutoHyphens w:val="1"/>
               <w:jc w:val="right"/>
               <w:outlineLvl w:val="0"/>
@@ -9624,10 +9432,6 @@
                 <w:shd w:val="nil" w:color="auto" w:fill="auto"/>
                 <w:rtl w:val="0"/>
                 <w:lang w:val="en-US"/>
-                <w14:textOutline w14:w="12700" w14:cap="flat">
-                  <w14:noFill/>
-                  <w14:miter w14:lim="400000"/>
-                </w14:textOutline>
               </w:rPr>
               <w:t>2</w:t>
             </w:r>
@@ -9653,7 +9457,7 @@
           </w:tcPr>
           <w:p>
             <w:pPr>
-              <w:pStyle w:val="Treść"/>
+              <w:pStyle w:val="Treść B"/>
               <w:suppressAutoHyphens w:val="1"/>
               <w:jc w:val="right"/>
               <w:outlineLvl w:val="0"/>
@@ -9664,10 +9468,6 @@
                 <w:shd w:val="nil" w:color="auto" w:fill="auto"/>
                 <w:rtl w:val="0"/>
                 <w:lang w:val="en-US"/>
-                <w14:textOutline w14:w="12700" w14:cap="flat">
-                  <w14:noFill/>
-                  <w14:miter w14:lim="400000"/>
-                </w14:textOutline>
               </w:rPr>
               <w:t>3</w:t>
             </w:r>
@@ -9675,7 +9475,7 @@
         </w:tc>
         <w:tc>
           <w:tcPr>
-            <w:tcW w:type="dxa" w:w="1192"/>
+            <w:tcW w:type="dxa" w:w="1193"/>
             <w:tcBorders>
               <w:top w:val="single" w:color="ffffff" w:sz="8" w:space="0" w:shadow="0" w:frame="0"/>
               <w:left w:val="single" w:color="ffffff" w:sz="8" w:space="0" w:shadow="0" w:frame="0"/>
@@ -9693,7 +9493,7 @@
           </w:tcPr>
           <w:p>
             <w:pPr>
-              <w:pStyle w:val="Treść"/>
+              <w:pStyle w:val="Treść B"/>
               <w:suppressAutoHyphens w:val="1"/>
               <w:jc w:val="right"/>
               <w:outlineLvl w:val="0"/>
@@ -9704,10 +9504,6 @@
                 <w:shd w:val="nil" w:color="auto" w:fill="auto"/>
                 <w:rtl w:val="0"/>
                 <w:lang w:val="en-US"/>
-                <w14:textOutline w14:w="12700" w14:cap="flat">
-                  <w14:noFill/>
-                  <w14:miter w14:lim="400000"/>
-                </w14:textOutline>
               </w:rPr>
               <w:t>40%</w:t>
             </w:r>
@@ -9719,7 +9515,7 @@
           <w:shd w:val="clear" w:color="auto" w:fill="ced7e7"/>
         </w:tblPrEx>
         <w:trPr>
-          <w:trHeight w:val="300" w:hRule="atLeast"/>
+          <w:trHeight w:val="320" w:hRule="atLeast"/>
         </w:trPr>
         <w:tc>
           <w:tcPr>
@@ -9741,7 +9537,7 @@
           </w:tcPr>
           <w:p>
             <w:pPr>
-              <w:pStyle w:val="Treść"/>
+              <w:pStyle w:val="Treść B"/>
               <w:suppressAutoHyphens w:val="1"/>
               <w:outlineLvl w:val="0"/>
             </w:pPr>
@@ -9751,10 +9547,6 @@
                 <w:shd w:val="nil" w:color="auto" w:fill="auto"/>
                 <w:rtl w:val="0"/>
                 <w:lang w:val="en-US"/>
-                <w14:textOutline w14:w="12700" w14:cap="flat">
-                  <w14:noFill/>
-                  <w14:miter w14:lim="400000"/>
-                </w14:textOutline>
               </w:rPr>
               <w:t>Surprise</w:t>
             </w:r>
@@ -9780,7 +9572,7 @@
           </w:tcPr>
           <w:p>
             <w:pPr>
-              <w:pStyle w:val="Treść"/>
+              <w:pStyle w:val="Treść B"/>
               <w:suppressAutoHyphens w:val="1"/>
               <w:jc w:val="right"/>
               <w:outlineLvl w:val="0"/>
@@ -9791,10 +9583,6 @@
                 <w:shd w:val="nil" w:color="auto" w:fill="auto"/>
                 <w:rtl w:val="0"/>
                 <w:lang w:val="en-US"/>
-                <w14:textOutline w14:w="12700" w14:cap="flat">
-                  <w14:noFill/>
-                  <w14:miter w14:lim="400000"/>
-                </w14:textOutline>
               </w:rPr>
               <w:t>5</w:t>
             </w:r>
@@ -9820,7 +9608,7 @@
           </w:tcPr>
           <w:p>
             <w:pPr>
-              <w:pStyle w:val="Treść"/>
+              <w:pStyle w:val="Treść B"/>
               <w:suppressAutoHyphens w:val="1"/>
               <w:jc w:val="right"/>
               <w:outlineLvl w:val="0"/>
@@ -9831,10 +9619,6 @@
                 <w:shd w:val="nil" w:color="auto" w:fill="auto"/>
                 <w:rtl w:val="0"/>
                 <w:lang w:val="en-US"/>
-                <w14:textOutline w14:w="12700" w14:cap="flat">
-                  <w14:noFill/>
-                  <w14:miter w14:lim="400000"/>
-                </w14:textOutline>
               </w:rPr>
               <w:t>3</w:t>
             </w:r>
@@ -9860,7 +9644,7 @@
           </w:tcPr>
           <w:p>
             <w:pPr>
-              <w:pStyle w:val="Treść"/>
+              <w:pStyle w:val="Treść B"/>
               <w:suppressAutoHyphens w:val="1"/>
               <w:jc w:val="right"/>
               <w:outlineLvl w:val="0"/>
@@ -9871,10 +9655,6 @@
                 <w:shd w:val="nil" w:color="auto" w:fill="auto"/>
                 <w:rtl w:val="0"/>
                 <w:lang w:val="en-US"/>
-                <w14:textOutline w14:w="12700" w14:cap="flat">
-                  <w14:noFill/>
-                  <w14:miter w14:lim="400000"/>
-                </w14:textOutline>
               </w:rPr>
               <w:t>2</w:t>
             </w:r>
@@ -9882,7 +9662,7 @@
         </w:tc>
         <w:tc>
           <w:tcPr>
-            <w:tcW w:type="dxa" w:w="1192"/>
+            <w:tcW w:type="dxa" w:w="1193"/>
             <w:tcBorders>
               <w:top w:val="single" w:color="ffffff" w:sz="8" w:space="0" w:shadow="0" w:frame="0"/>
               <w:left w:val="single" w:color="ffffff" w:sz="8" w:space="0" w:shadow="0" w:frame="0"/>
@@ -9900,7 +9680,7 @@
           </w:tcPr>
           <w:p>
             <w:pPr>
-              <w:pStyle w:val="Treść"/>
+              <w:pStyle w:val="Treść B"/>
               <w:suppressAutoHyphens w:val="1"/>
               <w:jc w:val="right"/>
               <w:outlineLvl w:val="0"/>
@@ -9911,10 +9691,6 @@
                 <w:shd w:val="nil" w:color="auto" w:fill="auto"/>
                 <w:rtl w:val="0"/>
                 <w:lang w:val="en-US"/>
-                <w14:textOutline w14:w="12700" w14:cap="flat">
-                  <w14:noFill/>
-                  <w14:miter w14:lim="400000"/>
-                </w14:textOutline>
               </w:rPr>
               <w:t>60%</w:t>
             </w:r>
@@ -9926,7 +9702,7 @@
           <w:shd w:val="clear" w:color="auto" w:fill="ced7e7"/>
         </w:tblPrEx>
         <w:trPr>
-          <w:trHeight w:val="300" w:hRule="atLeast"/>
+          <w:trHeight w:val="320" w:hRule="atLeast"/>
         </w:trPr>
         <w:tc>
           <w:tcPr>
@@ -9948,7 +9724,7 @@
           </w:tcPr>
           <w:p>
             <w:pPr>
-              <w:pStyle w:val="Treść"/>
+              <w:pStyle w:val="Treść B"/>
               <w:suppressAutoHyphens w:val="1"/>
               <w:outlineLvl w:val="0"/>
             </w:pPr>
@@ -9958,10 +9734,6 @@
                 <w:shd w:val="nil" w:color="auto" w:fill="auto"/>
                 <w:rtl w:val="0"/>
                 <w:lang w:val="en-US"/>
-                <w14:textOutline w14:w="12700" w14:cap="flat">
-                  <w14:noFill/>
-                  <w14:miter w14:lim="400000"/>
-                </w14:textOutline>
               </w:rPr>
               <w:t>Neutral</w:t>
             </w:r>
@@ -9987,7 +9759,7 @@
           </w:tcPr>
           <w:p>
             <w:pPr>
-              <w:pStyle w:val="Treść"/>
+              <w:pStyle w:val="Treść B"/>
               <w:suppressAutoHyphens w:val="1"/>
               <w:jc w:val="right"/>
               <w:outlineLvl w:val="0"/>
@@ -9998,10 +9770,6 @@
                 <w:shd w:val="nil" w:color="auto" w:fill="auto"/>
                 <w:rtl w:val="0"/>
                 <w:lang w:val="en-US"/>
-                <w14:textOutline w14:w="12700" w14:cap="flat">
-                  <w14:noFill/>
-                  <w14:miter w14:lim="400000"/>
-                </w14:textOutline>
               </w:rPr>
               <w:t>5</w:t>
             </w:r>
@@ -10027,7 +9795,7 @@
           </w:tcPr>
           <w:p>
             <w:pPr>
-              <w:pStyle w:val="Treść"/>
+              <w:pStyle w:val="Treść B"/>
               <w:suppressAutoHyphens w:val="1"/>
               <w:jc w:val="right"/>
               <w:outlineLvl w:val="0"/>
@@ -10038,10 +9806,6 @@
                 <w:shd w:val="nil" w:color="auto" w:fill="auto"/>
                 <w:rtl w:val="0"/>
                 <w:lang w:val="en-US"/>
-                <w14:textOutline w14:w="12700" w14:cap="flat">
-                  <w14:noFill/>
-                  <w14:miter w14:lim="400000"/>
-                </w14:textOutline>
               </w:rPr>
               <w:t>3</w:t>
             </w:r>
@@ -10067,7 +9831,7 @@
           </w:tcPr>
           <w:p>
             <w:pPr>
-              <w:pStyle w:val="Treść"/>
+              <w:pStyle w:val="Treść B"/>
               <w:suppressAutoHyphens w:val="1"/>
               <w:jc w:val="right"/>
               <w:outlineLvl w:val="0"/>
@@ -10078,10 +9842,6 @@
                 <w:shd w:val="nil" w:color="auto" w:fill="auto"/>
                 <w:rtl w:val="0"/>
                 <w:lang w:val="en-US"/>
-                <w14:textOutline w14:w="12700" w14:cap="flat">
-                  <w14:noFill/>
-                  <w14:miter w14:lim="400000"/>
-                </w14:textOutline>
               </w:rPr>
               <w:t>2</w:t>
             </w:r>
@@ -10089,7 +9849,7 @@
         </w:tc>
         <w:tc>
           <w:tcPr>
-            <w:tcW w:type="dxa" w:w="1192"/>
+            <w:tcW w:type="dxa" w:w="1193"/>
             <w:tcBorders>
               <w:top w:val="single" w:color="ffffff" w:sz="8" w:space="0" w:shadow="0" w:frame="0"/>
               <w:left w:val="single" w:color="ffffff" w:sz="8" w:space="0" w:shadow="0" w:frame="0"/>
@@ -10107,7 +9867,7 @@
           </w:tcPr>
           <w:p>
             <w:pPr>
-              <w:pStyle w:val="Treść"/>
+              <w:pStyle w:val="Treść B"/>
               <w:suppressAutoHyphens w:val="1"/>
               <w:jc w:val="right"/>
               <w:outlineLvl w:val="0"/>
@@ -10118,10 +9878,6 @@
                 <w:shd w:val="nil" w:color="auto" w:fill="auto"/>
                 <w:rtl w:val="0"/>
                 <w:lang w:val="en-US"/>
-                <w14:textOutline w14:w="12700" w14:cap="flat">
-                  <w14:noFill/>
-                  <w14:miter w14:lim="400000"/>
-                </w14:textOutline>
               </w:rPr>
               <w:t>60%</w:t>
             </w:r>
@@ -10133,7 +9889,7 @@
           <w:shd w:val="clear" w:color="auto" w:fill="ced7e7"/>
         </w:tblPrEx>
         <w:trPr>
-          <w:trHeight w:val="300" w:hRule="atLeast"/>
+          <w:trHeight w:val="320" w:hRule="atLeast"/>
         </w:trPr>
         <w:tc>
           <w:tcPr>
@@ -10155,7 +9911,7 @@
           </w:tcPr>
           <w:p>
             <w:pPr>
-              <w:pStyle w:val="Treść"/>
+              <w:pStyle w:val="Treść B"/>
               <w:suppressAutoHyphens w:val="1"/>
               <w:outlineLvl w:val="0"/>
             </w:pPr>
@@ -10165,10 +9921,6 @@
                 <w:shd w:val="nil" w:color="auto" w:fill="auto"/>
                 <w:rtl w:val="0"/>
                 <w:lang w:val="en-US"/>
-                <w14:textOutline w14:w="12700" w14:cap="flat">
-                  <w14:noFill/>
-                  <w14:miter w14:lim="400000"/>
-                </w14:textOutline>
               </w:rPr>
               <w:t>Angry</w:t>
             </w:r>
@@ -10194,7 +9946,7 @@
           </w:tcPr>
           <w:p>
             <w:pPr>
-              <w:pStyle w:val="Treść"/>
+              <w:pStyle w:val="Treść B"/>
               <w:suppressAutoHyphens w:val="1"/>
               <w:jc w:val="right"/>
               <w:outlineLvl w:val="0"/>
@@ -10205,10 +9957,6 @@
                 <w:shd w:val="nil" w:color="auto" w:fill="auto"/>
                 <w:rtl w:val="0"/>
                 <w:lang w:val="en-US"/>
-                <w14:textOutline w14:w="12700" w14:cap="flat">
-                  <w14:noFill/>
-                  <w14:miter w14:lim="400000"/>
-                </w14:textOutline>
               </w:rPr>
               <w:t>5</w:t>
             </w:r>
@@ -10234,7 +9982,7 @@
           </w:tcPr>
           <w:p>
             <w:pPr>
-              <w:pStyle w:val="Treść"/>
+              <w:pStyle w:val="Treść B"/>
               <w:suppressAutoHyphens w:val="1"/>
               <w:jc w:val="right"/>
               <w:outlineLvl w:val="0"/>
@@ -10245,10 +9993,6 @@
                 <w:shd w:val="nil" w:color="auto" w:fill="auto"/>
                 <w:rtl w:val="0"/>
                 <w:lang w:val="en-US"/>
-                <w14:textOutline w14:w="12700" w14:cap="flat">
-                  <w14:noFill/>
-                  <w14:miter w14:lim="400000"/>
-                </w14:textOutline>
               </w:rPr>
               <w:t>2</w:t>
             </w:r>
@@ -10274,7 +10018,7 @@
           </w:tcPr>
           <w:p>
             <w:pPr>
-              <w:pStyle w:val="Treść"/>
+              <w:pStyle w:val="Treść B"/>
               <w:suppressAutoHyphens w:val="1"/>
               <w:jc w:val="right"/>
               <w:outlineLvl w:val="0"/>
@@ -10285,10 +10029,6 @@
                 <w:shd w:val="nil" w:color="auto" w:fill="auto"/>
                 <w:rtl w:val="0"/>
                 <w:lang w:val="en-US"/>
-                <w14:textOutline w14:w="12700" w14:cap="flat">
-                  <w14:noFill/>
-                  <w14:miter w14:lim="400000"/>
-                </w14:textOutline>
               </w:rPr>
               <w:t>3</w:t>
             </w:r>
@@ -10296,7 +10036,7 @@
         </w:tc>
         <w:tc>
           <w:tcPr>
-            <w:tcW w:type="dxa" w:w="1192"/>
+            <w:tcW w:type="dxa" w:w="1193"/>
             <w:tcBorders>
               <w:top w:val="single" w:color="ffffff" w:sz="8" w:space="0" w:shadow="0" w:frame="0"/>
               <w:left w:val="single" w:color="ffffff" w:sz="8" w:space="0" w:shadow="0" w:frame="0"/>
@@ -10314,7 +10054,7 @@
           </w:tcPr>
           <w:p>
             <w:pPr>
-              <w:pStyle w:val="Treść"/>
+              <w:pStyle w:val="Treść B"/>
               <w:suppressAutoHyphens w:val="1"/>
               <w:jc w:val="right"/>
               <w:outlineLvl w:val="0"/>
@@ -10325,10 +10065,6 @@
                 <w:shd w:val="nil" w:color="auto" w:fill="auto"/>
                 <w:rtl w:val="0"/>
                 <w:lang w:val="en-US"/>
-                <w14:textOutline w14:w="12700" w14:cap="flat">
-                  <w14:noFill/>
-                  <w14:miter w14:lim="400000"/>
-                </w14:textOutline>
               </w:rPr>
               <w:t>40%</w:t>
             </w:r>
@@ -10340,7 +10076,7 @@
           <w:shd w:val="clear" w:color="auto" w:fill="ced7e7"/>
         </w:tblPrEx>
         <w:trPr>
-          <w:trHeight w:val="300" w:hRule="atLeast"/>
+          <w:trHeight w:val="320" w:hRule="atLeast"/>
         </w:trPr>
         <w:tc>
           <w:tcPr>
@@ -10362,7 +10098,7 @@
           </w:tcPr>
           <w:p>
             <w:pPr>
-              <w:pStyle w:val="Treść"/>
+              <w:pStyle w:val="Treść B"/>
               <w:suppressAutoHyphens w:val="1"/>
               <w:outlineLvl w:val="0"/>
             </w:pPr>
@@ -10372,10 +10108,6 @@
                 <w:shd w:val="nil" w:color="auto" w:fill="auto"/>
                 <w:rtl w:val="0"/>
                 <w:lang w:val="en-US"/>
-                <w14:textOutline w14:w="12700" w14:cap="flat">
-                  <w14:noFill/>
-                  <w14:miter w14:lim="400000"/>
-                </w14:textOutline>
               </w:rPr>
               <w:t>Disgust</w:t>
             </w:r>
@@ -10401,7 +10133,7 @@
           </w:tcPr>
           <w:p>
             <w:pPr>
-              <w:pStyle w:val="Treść"/>
+              <w:pStyle w:val="Treść B"/>
               <w:suppressAutoHyphens w:val="1"/>
               <w:jc w:val="right"/>
               <w:outlineLvl w:val="0"/>
@@ -10412,10 +10144,6 @@
                 <w:shd w:val="nil" w:color="auto" w:fill="auto"/>
                 <w:rtl w:val="0"/>
                 <w:lang w:val="en-US"/>
-                <w14:textOutline w14:w="12700" w14:cap="flat">
-                  <w14:noFill/>
-                  <w14:miter w14:lim="400000"/>
-                </w14:textOutline>
               </w:rPr>
               <w:t>5</w:t>
             </w:r>
@@ -10441,7 +10169,7 @@
           </w:tcPr>
           <w:p>
             <w:pPr>
-              <w:pStyle w:val="Treść"/>
+              <w:pStyle w:val="Treść B"/>
               <w:suppressAutoHyphens w:val="1"/>
               <w:jc w:val="right"/>
               <w:outlineLvl w:val="0"/>
@@ -10452,10 +10180,6 @@
                 <w:shd w:val="nil" w:color="auto" w:fill="auto"/>
                 <w:rtl w:val="0"/>
                 <w:lang w:val="en-US"/>
-                <w14:textOutline w14:w="12700" w14:cap="flat">
-                  <w14:noFill/>
-                  <w14:miter w14:lim="400000"/>
-                </w14:textOutline>
               </w:rPr>
               <w:t>2</w:t>
             </w:r>
@@ -10481,7 +10205,7 @@
           </w:tcPr>
           <w:p>
             <w:pPr>
-              <w:pStyle w:val="Treść"/>
+              <w:pStyle w:val="Treść B"/>
               <w:suppressAutoHyphens w:val="1"/>
               <w:jc w:val="right"/>
               <w:outlineLvl w:val="0"/>
@@ -10492,10 +10216,6 @@
                 <w:shd w:val="nil" w:color="auto" w:fill="auto"/>
                 <w:rtl w:val="0"/>
                 <w:lang w:val="en-US"/>
-                <w14:textOutline w14:w="12700" w14:cap="flat">
-                  <w14:noFill/>
-                  <w14:miter w14:lim="400000"/>
-                </w14:textOutline>
               </w:rPr>
               <w:t>3</w:t>
             </w:r>
@@ -10503,7 +10223,7 @@
         </w:tc>
         <w:tc>
           <w:tcPr>
-            <w:tcW w:type="dxa" w:w="1192"/>
+            <w:tcW w:type="dxa" w:w="1193"/>
             <w:tcBorders>
               <w:top w:val="single" w:color="ffffff" w:sz="8" w:space="0" w:shadow="0" w:frame="0"/>
               <w:left w:val="single" w:color="ffffff" w:sz="8" w:space="0" w:shadow="0" w:frame="0"/>
@@ -10521,7 +10241,7 @@
           </w:tcPr>
           <w:p>
             <w:pPr>
-              <w:pStyle w:val="Treść"/>
+              <w:pStyle w:val="Treść B"/>
               <w:suppressAutoHyphens w:val="1"/>
               <w:jc w:val="right"/>
               <w:outlineLvl w:val="0"/>
@@ -10532,10 +10252,6 @@
                 <w:shd w:val="nil" w:color="auto" w:fill="auto"/>
                 <w:rtl w:val="0"/>
                 <w:lang w:val="en-US"/>
-                <w14:textOutline w14:w="12700" w14:cap="flat">
-                  <w14:noFill/>
-                  <w14:miter w14:lim="400000"/>
-                </w14:textOutline>
               </w:rPr>
               <w:t>40%</w:t>
             </w:r>
@@ -10547,7 +10263,7 @@
           <w:shd w:val="clear" w:color="auto" w:fill="ced7e7"/>
         </w:tblPrEx>
         <w:trPr>
-          <w:trHeight w:val="300" w:hRule="atLeast"/>
+          <w:trHeight w:val="320" w:hRule="atLeast"/>
         </w:trPr>
         <w:tc>
           <w:tcPr>
@@ -10569,7 +10285,7 @@
           </w:tcPr>
           <w:p>
             <w:pPr>
-              <w:pStyle w:val="Treść"/>
+              <w:pStyle w:val="Treść B"/>
               <w:suppressAutoHyphens w:val="1"/>
               <w:outlineLvl w:val="0"/>
             </w:pPr>
@@ -10579,10 +10295,6 @@
                 <w:shd w:val="nil" w:color="auto" w:fill="auto"/>
                 <w:rtl w:val="0"/>
                 <w:lang w:val="en-US"/>
-                <w14:textOutline w14:w="12700" w14:cap="flat">
-                  <w14:noFill/>
-                  <w14:miter w14:lim="400000"/>
-                </w14:textOutline>
               </w:rPr>
               <w:t>Fear</w:t>
             </w:r>
@@ -10608,7 +10320,7 @@
           </w:tcPr>
           <w:p>
             <w:pPr>
-              <w:pStyle w:val="Treść"/>
+              <w:pStyle w:val="Treść B"/>
               <w:suppressAutoHyphens w:val="1"/>
               <w:jc w:val="right"/>
               <w:outlineLvl w:val="0"/>
@@ -10619,10 +10331,6 @@
                 <w:shd w:val="nil" w:color="auto" w:fill="auto"/>
                 <w:rtl w:val="0"/>
                 <w:lang w:val="en-US"/>
-                <w14:textOutline w14:w="12700" w14:cap="flat">
-                  <w14:noFill/>
-                  <w14:miter w14:lim="400000"/>
-                </w14:textOutline>
               </w:rPr>
               <w:t>5</w:t>
             </w:r>
@@ -10648,7 +10356,7 @@
           </w:tcPr>
           <w:p>
             <w:pPr>
-              <w:pStyle w:val="Treść"/>
+              <w:pStyle w:val="Treść B"/>
               <w:suppressAutoHyphens w:val="1"/>
               <w:jc w:val="right"/>
               <w:outlineLvl w:val="0"/>
@@ -10659,10 +10367,6 @@
                 <w:shd w:val="nil" w:color="auto" w:fill="auto"/>
                 <w:rtl w:val="0"/>
                 <w:lang w:val="en-US"/>
-                <w14:textOutline w14:w="12700" w14:cap="flat">
-                  <w14:noFill/>
-                  <w14:miter w14:lim="400000"/>
-                </w14:textOutline>
               </w:rPr>
               <w:t>1</w:t>
             </w:r>
@@ -10688,7 +10392,7 @@
           </w:tcPr>
           <w:p>
             <w:pPr>
-              <w:pStyle w:val="Treść"/>
+              <w:pStyle w:val="Treść B"/>
               <w:suppressAutoHyphens w:val="1"/>
               <w:jc w:val="right"/>
               <w:outlineLvl w:val="0"/>
@@ -10699,10 +10403,6 @@
                 <w:shd w:val="nil" w:color="auto" w:fill="auto"/>
                 <w:rtl w:val="0"/>
                 <w:lang w:val="en-US"/>
-                <w14:textOutline w14:w="12700" w14:cap="flat">
-                  <w14:noFill/>
-                  <w14:miter w14:lim="400000"/>
-                </w14:textOutline>
               </w:rPr>
               <w:t>4</w:t>
             </w:r>
@@ -10710,7 +10410,7 @@
         </w:tc>
         <w:tc>
           <w:tcPr>
-            <w:tcW w:type="dxa" w:w="1192"/>
+            <w:tcW w:type="dxa" w:w="1193"/>
             <w:tcBorders>
               <w:top w:val="single" w:color="ffffff" w:sz="8" w:space="0" w:shadow="0" w:frame="0"/>
               <w:left w:val="single" w:color="ffffff" w:sz="8" w:space="0" w:shadow="0" w:frame="0"/>
@@ -10728,7 +10428,7 @@
           </w:tcPr>
           <w:p>
             <w:pPr>
-              <w:pStyle w:val="Treść"/>
+              <w:pStyle w:val="Treść B"/>
               <w:suppressAutoHyphens w:val="1"/>
               <w:jc w:val="right"/>
               <w:outlineLvl w:val="0"/>
@@ -10739,10 +10439,6 @@
                 <w:shd w:val="nil" w:color="auto" w:fill="auto"/>
                 <w:rtl w:val="0"/>
                 <w:lang w:val="en-US"/>
-                <w14:textOutline w14:w="12700" w14:cap="flat">
-                  <w14:noFill/>
-                  <w14:miter w14:lim="400000"/>
-                </w14:textOutline>
               </w:rPr>
               <w:t>20%</w:t>
             </w:r>
@@ -10750,6 +10446,14 @@
         </w:tc>
       </w:tr>
     </w:tbl>
+    <w:p>
+      <w:pPr>
+        <w:pStyle w:val="Domyślne"/>
+        <w:widowControl w:val="0"/>
+        <w:spacing w:line="240" w:lineRule="auto"/>
+        <w:ind w:left="216" w:hanging="216"/>
+      </w:pPr>
+    </w:p>
     <w:p>
       <w:pPr>
         <w:pStyle w:val="Domyślne"/>
@@ -10838,7 +10542,7 @@
       <w:tblPr>
         <w:tblW w:w="4300" w:type="dxa"/>
         <w:jc w:val="left"/>
-        <w:tblInd w:w="216" w:type="dxa"/>
+        <w:tblInd w:w="324" w:type="dxa"/>
         <w:tblBorders>
           <w:top w:val="single" w:color="ffffff" w:sz="8" w:space="0" w:shadow="0" w:frame="0"/>
           <w:left w:val="single" w:color="ffffff" w:sz="8" w:space="0" w:shadow="0" w:frame="0"/>
@@ -10859,7 +10563,7 @@
           <w:shd w:val="clear" w:color="auto" w:fill="ced7e7"/>
         </w:tblPrEx>
         <w:trPr>
-          <w:trHeight w:val="580" w:hRule="atLeast"/>
+          <w:trHeight w:val="600" w:hRule="atLeast"/>
         </w:trPr>
         <w:tc>
           <w:tcPr>
@@ -10881,7 +10585,7 @@
           </w:tcPr>
           <w:p>
             <w:pPr>
-              <w:pStyle w:val="Treść"/>
+              <w:pStyle w:val="Treść B"/>
               <w:suppressAutoHyphens w:val="1"/>
               <w:jc w:val="center"/>
               <w:outlineLvl w:val="0"/>
@@ -10894,10 +10598,6 @@
                 <w:shd w:val="nil" w:color="auto" w:fill="auto"/>
                 <w:rtl w:val="0"/>
                 <w:lang w:val="en-US"/>
-                <w14:textOutline w14:w="12700" w14:cap="flat">
-                  <w14:noFill/>
-                  <w14:miter w14:lim="400000"/>
-                </w14:textOutline>
               </w:rPr>
               <w:t>Parametr</w:t>
             </w:r>
@@ -10923,7 +10623,7 @@
           </w:tcPr>
           <w:p>
             <w:pPr>
-              <w:pStyle w:val="Treść"/>
+              <w:pStyle w:val="Treść B"/>
               <w:suppressAutoHyphens w:val="1"/>
               <w:jc w:val="center"/>
               <w:outlineLvl w:val="0"/>
@@ -10936,10 +10636,6 @@
                 <w:shd w:val="nil" w:color="auto" w:fill="auto"/>
                 <w:rtl w:val="0"/>
                 <w:lang w:val="en-US"/>
-                <w14:textOutline w14:w="12700" w14:cap="flat">
-                  <w14:noFill/>
-                  <w14:miter w14:lim="400000"/>
-                </w14:textOutline>
               </w:rPr>
               <w:t>Warto</w:t>
             </w:r>
@@ -10951,10 +10647,6 @@
                 <w:shd w:val="nil" w:color="auto" w:fill="auto"/>
                 <w:rtl w:val="0"/>
                 <w:lang w:val="en-US"/>
-                <w14:textOutline w14:w="12700" w14:cap="flat">
-                  <w14:noFill/>
-                  <w14:miter w14:lim="400000"/>
-                </w14:textOutline>
               </w:rPr>
               <w:t>ść</w:t>
             </w:r>
@@ -10966,7 +10658,7 @@
           <w:shd w:val="clear" w:color="auto" w:fill="ced7e7"/>
         </w:tblPrEx>
         <w:trPr>
-          <w:trHeight w:val="302" w:hRule="atLeast"/>
+          <w:trHeight w:val="322" w:hRule="atLeast"/>
         </w:trPr>
         <w:tc>
           <w:tcPr>
@@ -10988,7 +10680,7 @@
           </w:tcPr>
           <w:p>
             <w:pPr>
-              <w:pStyle w:val="Treść"/>
+              <w:pStyle w:val="Treść B"/>
               <w:suppressAutoHyphens w:val="1"/>
               <w:outlineLvl w:val="0"/>
             </w:pPr>
@@ -10998,10 +10690,6 @@
                 <w:shd w:val="nil" w:color="auto" w:fill="auto"/>
                 <w:rtl w:val="0"/>
                 <w:lang w:val="en-US"/>
-                <w14:textOutline w14:w="12700" w14:cap="flat">
-                  <w14:noFill/>
-                  <w14:miter w14:lim="400000"/>
-                </w14:textOutline>
               </w:rPr>
               <w:t>Liczba obraz</w:t>
             </w:r>
@@ -11011,10 +10699,6 @@
                 <w:shd w:val="nil" w:color="auto" w:fill="auto"/>
                 <w:rtl w:val="0"/>
                 <w:lang w:val="en-US"/>
-                <w14:textOutline w14:w="12700" w14:cap="flat">
-                  <w14:noFill/>
-                  <w14:miter w14:lim="400000"/>
-                </w14:textOutline>
               </w:rPr>
               <w:t>ó</w:t>
             </w:r>
@@ -11024,10 +10708,6 @@
                 <w:shd w:val="nil" w:color="auto" w:fill="auto"/>
                 <w:rtl w:val="0"/>
                 <w:lang w:val="en-US"/>
-                <w14:textOutline w14:w="12700" w14:cap="flat">
-                  <w14:noFill/>
-                  <w14:miter w14:lim="400000"/>
-                </w14:textOutline>
               </w:rPr>
               <w:t>w</w:t>
             </w:r>
@@ -11053,7 +10733,7 @@
           </w:tcPr>
           <w:p>
             <w:pPr>
-              <w:pStyle w:val="Treść"/>
+              <w:pStyle w:val="Treść B"/>
               <w:suppressAutoHyphens w:val="1"/>
               <w:jc w:val="right"/>
               <w:outlineLvl w:val="0"/>
@@ -11064,10 +10744,6 @@
                 <w:shd w:val="nil" w:color="auto" w:fill="auto"/>
                 <w:rtl w:val="0"/>
                 <w:lang w:val="en-US"/>
-                <w14:textOutline w14:w="12700" w14:cap="flat">
-                  <w14:noFill/>
-                  <w14:miter w14:lim="400000"/>
-                </w14:textOutline>
               </w:rPr>
               <w:t>35</w:t>
             </w:r>
@@ -11079,7 +10755,7 @@
           <w:shd w:val="clear" w:color="auto" w:fill="ced7e7"/>
         </w:tblPrEx>
         <w:trPr>
-          <w:trHeight w:val="302" w:hRule="atLeast"/>
+          <w:trHeight w:val="322" w:hRule="atLeast"/>
         </w:trPr>
         <w:tc>
           <w:tcPr>
@@ -11101,7 +10777,7 @@
           </w:tcPr>
           <w:p>
             <w:pPr>
-              <w:pStyle w:val="Treść"/>
+              <w:pStyle w:val="Treść B"/>
               <w:suppressAutoHyphens w:val="1"/>
               <w:outlineLvl w:val="0"/>
             </w:pPr>
@@ -11111,10 +10787,6 @@
                 <w:shd w:val="nil" w:color="auto" w:fill="auto"/>
                 <w:rtl w:val="0"/>
                 <w:lang w:val="en-US"/>
-                <w14:textOutline w14:w="12700" w14:cap="flat">
-                  <w14:noFill/>
-                  <w14:miter w14:lim="400000"/>
-                </w14:textOutline>
               </w:rPr>
               <w:t>Poprawne klasyfikacje</w:t>
             </w:r>
@@ -11140,7 +10812,7 @@
           </w:tcPr>
           <w:p>
             <w:pPr>
-              <w:pStyle w:val="Treść"/>
+              <w:pStyle w:val="Treść B"/>
               <w:suppressAutoHyphens w:val="1"/>
               <w:jc w:val="right"/>
               <w:outlineLvl w:val="0"/>
@@ -11151,10 +10823,6 @@
                 <w:shd w:val="nil" w:color="auto" w:fill="auto"/>
                 <w:rtl w:val="0"/>
                 <w:lang w:val="en-US"/>
-                <w14:textOutline w14:w="12700" w14:cap="flat">
-                  <w14:noFill/>
-                  <w14:miter w14:lim="400000"/>
-                </w14:textOutline>
               </w:rPr>
               <w:t>17</w:t>
             </w:r>
@@ -11166,7 +10834,7 @@
           <w:shd w:val="clear" w:color="auto" w:fill="ced7e7"/>
         </w:tblPrEx>
         <w:trPr>
-          <w:trHeight w:val="302" w:hRule="atLeast"/>
+          <w:trHeight w:val="322" w:hRule="atLeast"/>
         </w:trPr>
         <w:tc>
           <w:tcPr>
@@ -11188,7 +10856,7 @@
           </w:tcPr>
           <w:p>
             <w:pPr>
-              <w:pStyle w:val="Treść"/>
+              <w:pStyle w:val="Treść B"/>
               <w:suppressAutoHyphens w:val="1"/>
               <w:outlineLvl w:val="0"/>
             </w:pPr>
@@ -11198,10 +10866,6 @@
                 <w:shd w:val="nil" w:color="auto" w:fill="auto"/>
                 <w:rtl w:val="0"/>
                 <w:lang w:val="en-US"/>
-                <w14:textOutline w14:w="12700" w14:cap="flat">
-                  <w14:noFill/>
-                  <w14:miter w14:lim="400000"/>
-                </w14:textOutline>
               </w:rPr>
               <w:t>B</w:t>
             </w:r>
@@ -11211,10 +10875,6 @@
                 <w:shd w:val="nil" w:color="auto" w:fill="auto"/>
                 <w:rtl w:val="0"/>
                 <w:lang w:val="en-US"/>
-                <w14:textOutline w14:w="12700" w14:cap="flat">
-                  <w14:noFill/>
-                  <w14:miter w14:lim="400000"/>
-                </w14:textOutline>
               </w:rPr>
               <w:t>łę</w:t>
             </w:r>
@@ -11224,10 +10884,6 @@
                 <w:shd w:val="nil" w:color="auto" w:fill="auto"/>
                 <w:rtl w:val="0"/>
                 <w:lang w:val="en-US"/>
-                <w14:textOutline w14:w="12700" w14:cap="flat">
-                  <w14:noFill/>
-                  <w14:miter w14:lim="400000"/>
-                </w14:textOutline>
               </w:rPr>
               <w:t>dne klasyfikacje</w:t>
             </w:r>
@@ -11253,7 +10909,7 @@
           </w:tcPr>
           <w:p>
             <w:pPr>
-              <w:pStyle w:val="Treść"/>
+              <w:pStyle w:val="Treść B"/>
               <w:suppressAutoHyphens w:val="1"/>
               <w:jc w:val="right"/>
               <w:outlineLvl w:val="0"/>
@@ -11264,10 +10920,6 @@
                 <w:shd w:val="nil" w:color="auto" w:fill="auto"/>
                 <w:rtl w:val="0"/>
                 <w:lang w:val="en-US"/>
-                <w14:textOutline w14:w="12700" w14:cap="flat">
-                  <w14:noFill/>
-                  <w14:miter w14:lim="400000"/>
-                </w14:textOutline>
               </w:rPr>
               <w:t>18</w:t>
             </w:r>
@@ -11279,7 +10931,7 @@
           <w:shd w:val="clear" w:color="auto" w:fill="ced7e7"/>
         </w:tblPrEx>
         <w:trPr>
-          <w:trHeight w:val="302" w:hRule="atLeast"/>
+          <w:trHeight w:val="322" w:hRule="atLeast"/>
         </w:trPr>
         <w:tc>
           <w:tcPr>
@@ -11301,7 +10953,7 @@
           </w:tcPr>
           <w:p>
             <w:pPr>
-              <w:pStyle w:val="Treść"/>
+              <w:pStyle w:val="Treść B"/>
               <w:suppressAutoHyphens w:val="1"/>
               <w:outlineLvl w:val="0"/>
             </w:pPr>
@@ -11311,10 +10963,6 @@
                 <w:shd w:val="nil" w:color="auto" w:fill="auto"/>
                 <w:rtl w:val="0"/>
                 <w:lang w:val="en-US"/>
-                <w14:textOutline w14:w="12700" w14:cap="flat">
-                  <w14:noFill/>
-                  <w14:miter w14:lim="400000"/>
-                </w14:textOutline>
               </w:rPr>
               <w:t>Ś</w:t>
             </w:r>
@@ -11324,10 +10972,6 @@
                 <w:shd w:val="nil" w:color="auto" w:fill="auto"/>
                 <w:rtl w:val="0"/>
                 <w:lang w:val="en-US"/>
-                <w14:textOutline w14:w="12700" w14:cap="flat">
-                  <w14:noFill/>
-                  <w14:miter w14:lim="400000"/>
-                </w14:textOutline>
               </w:rPr>
               <w:t>rednia skuteczno</w:t>
             </w:r>
@@ -11337,10 +10981,6 @@
                 <w:shd w:val="nil" w:color="auto" w:fill="auto"/>
                 <w:rtl w:val="0"/>
                 <w:lang w:val="en-US"/>
-                <w14:textOutline w14:w="12700" w14:cap="flat">
-                  <w14:noFill/>
-                  <w14:miter w14:lim="400000"/>
-                </w14:textOutline>
               </w:rPr>
               <w:t xml:space="preserve">ść </w:t>
             </w:r>
@@ -11350,10 +10990,6 @@
                 <w:shd w:val="nil" w:color="auto" w:fill="auto"/>
                 <w:rtl w:val="0"/>
                 <w:lang w:val="en-US"/>
-                <w14:textOutline w14:w="12700" w14:cap="flat">
-                  <w14:noFill/>
-                  <w14:miter w14:lim="400000"/>
-                </w14:textOutline>
               </w:rPr>
               <w:t>klasyfikacji</w:t>
             </w:r>
@@ -11379,7 +11015,7 @@
           </w:tcPr>
           <w:p>
             <w:pPr>
-              <w:pStyle w:val="Treść"/>
+              <w:pStyle w:val="Treść B"/>
               <w:suppressAutoHyphens w:val="1"/>
               <w:jc w:val="right"/>
               <w:outlineLvl w:val="0"/>
@@ -11390,10 +11026,6 @@
                 <w:shd w:val="nil" w:color="auto" w:fill="auto"/>
                 <w:rtl w:val="0"/>
                 <w:lang w:val="en-US"/>
-                <w14:textOutline w14:w="12700" w14:cap="flat">
-                  <w14:noFill/>
-                  <w14:miter w14:lim="400000"/>
-                </w14:textOutline>
               </w:rPr>
               <w:t>48,6%</w:t>
             </w:r>
@@ -11401,6 +11033,14 @@
         </w:tc>
       </w:tr>
     </w:tbl>
+    <w:p>
+      <w:pPr>
+        <w:pStyle w:val="Domyślne"/>
+        <w:widowControl w:val="0"/>
+        <w:spacing w:line="240" w:lineRule="auto"/>
+        <w:ind w:left="216" w:hanging="216"/>
+      </w:pPr>
+    </w:p>
     <w:p>
       <w:pPr>
         <w:pStyle w:val="Domyślne"/>
@@ -12710,7 +12350,7 @@
       <w:tblPr>
         <w:tblW w:w="6573" w:type="dxa"/>
         <w:jc w:val="left"/>
-        <w:tblInd w:w="216" w:type="dxa"/>
+        <w:tblInd w:w="324" w:type="dxa"/>
         <w:tblBorders>
           <w:top w:val="single" w:color="ffffff" w:sz="8" w:space="0" w:shadow="0" w:frame="0"/>
           <w:left w:val="single" w:color="ffffff" w:sz="8" w:space="0" w:shadow="0" w:frame="0"/>
@@ -12732,7 +12372,7 @@
           <w:shd w:val="clear" w:color="auto" w:fill="ced7e7"/>
         </w:tblPrEx>
         <w:trPr>
-          <w:trHeight w:val="580" w:hRule="atLeast"/>
+          <w:trHeight w:val="600" w:hRule="atLeast"/>
         </w:trPr>
         <w:tc>
           <w:tcPr>
@@ -12754,7 +12394,7 @@
           </w:tcPr>
           <w:p>
             <w:pPr>
-              <w:pStyle w:val="Treść"/>
+              <w:pStyle w:val="Treść B"/>
               <w:suppressAutoHyphens w:val="1"/>
               <w:jc w:val="center"/>
               <w:outlineLvl w:val="0"/>
@@ -12767,10 +12407,6 @@
                 <w:shd w:val="nil" w:color="auto" w:fill="auto"/>
                 <w:rtl w:val="0"/>
                 <w:lang w:val="en-US"/>
-                <w14:textOutline w14:w="12700" w14:cap="flat">
-                  <w14:noFill/>
-                  <w14:miter w14:lim="400000"/>
-                </w14:textOutline>
               </w:rPr>
               <w:t>Parametr</w:t>
             </w:r>
@@ -12796,7 +12432,7 @@
           </w:tcPr>
           <w:p>
             <w:pPr>
-              <w:pStyle w:val="Treść"/>
+              <w:pStyle w:val="Treść B"/>
               <w:suppressAutoHyphens w:val="1"/>
               <w:jc w:val="center"/>
               <w:outlineLvl w:val="0"/>
@@ -12809,10 +12445,6 @@
                 <w:shd w:val="nil" w:color="auto" w:fill="auto"/>
                 <w:rtl w:val="0"/>
                 <w:lang w:val="en-US"/>
-                <w14:textOutline w14:w="12700" w14:cap="flat">
-                  <w14:noFill/>
-                  <w14:miter w14:lim="400000"/>
-                </w14:textOutline>
               </w:rPr>
               <w:t>Obrazy zbiorcze</w:t>
             </w:r>
@@ -12838,7 +12470,7 @@
           </w:tcPr>
           <w:p>
             <w:pPr>
-              <w:pStyle w:val="Treść"/>
+              <w:pStyle w:val="Treść B"/>
               <w:suppressAutoHyphens w:val="1"/>
               <w:jc w:val="center"/>
               <w:outlineLvl w:val="0"/>
@@ -12851,10 +12483,6 @@
                 <w:shd w:val="nil" w:color="auto" w:fill="auto"/>
                 <w:rtl w:val="0"/>
                 <w:lang w:val="en-US"/>
-                <w14:textOutline w14:w="12700" w14:cap="flat">
-                  <w14:noFill/>
-                  <w14:miter w14:lim="400000"/>
-                </w14:textOutline>
               </w:rPr>
               <w:t>Obrazy wyci</w:t>
             </w:r>
@@ -12866,10 +12494,6 @@
                 <w:shd w:val="nil" w:color="auto" w:fill="auto"/>
                 <w:rtl w:val="0"/>
                 <w:lang w:val="en-US"/>
-                <w14:textOutline w14:w="12700" w14:cap="flat">
-                  <w14:noFill/>
-                  <w14:miter w14:lim="400000"/>
-                </w14:textOutline>
               </w:rPr>
               <w:t>ę</w:t>
             </w:r>
@@ -12881,10 +12505,6 @@
                 <w:shd w:val="nil" w:color="auto" w:fill="auto"/>
                 <w:rtl w:val="0"/>
                 <w:lang w:val="en-US"/>
-                <w14:textOutline w14:w="12700" w14:cap="flat">
-                  <w14:noFill/>
-                  <w14:miter w14:lim="400000"/>
-                </w14:textOutline>
               </w:rPr>
               <w:t>te</w:t>
             </w:r>
@@ -12896,7 +12516,7 @@
           <w:shd w:val="clear" w:color="auto" w:fill="ced7e7"/>
         </w:tblPrEx>
         <w:trPr>
-          <w:trHeight w:val="302" w:hRule="atLeast"/>
+          <w:trHeight w:val="322" w:hRule="atLeast"/>
         </w:trPr>
         <w:tc>
           <w:tcPr>
@@ -12918,7 +12538,7 @@
           </w:tcPr>
           <w:p>
             <w:pPr>
-              <w:pStyle w:val="Treść"/>
+              <w:pStyle w:val="Treść B"/>
               <w:suppressAutoHyphens w:val="1"/>
               <w:outlineLvl w:val="0"/>
             </w:pPr>
@@ -12928,10 +12548,6 @@
                 <w:shd w:val="nil" w:color="auto" w:fill="auto"/>
                 <w:rtl w:val="0"/>
                 <w:lang w:val="en-US"/>
-                <w14:textOutline w14:w="12700" w14:cap="flat">
-                  <w14:noFill/>
-                  <w14:miter w14:lim="400000"/>
-                </w14:textOutline>
               </w:rPr>
               <w:t>Liczba obraz</w:t>
             </w:r>
@@ -12941,10 +12557,6 @@
                 <w:shd w:val="nil" w:color="auto" w:fill="auto"/>
                 <w:rtl w:val="0"/>
                 <w:lang w:val="en-US"/>
-                <w14:textOutline w14:w="12700" w14:cap="flat">
-                  <w14:noFill/>
-                  <w14:miter w14:lim="400000"/>
-                </w14:textOutline>
               </w:rPr>
               <w:t>ó</w:t>
             </w:r>
@@ -12954,10 +12566,6 @@
                 <w:shd w:val="nil" w:color="auto" w:fill="auto"/>
                 <w:rtl w:val="0"/>
                 <w:lang w:val="en-US"/>
-                <w14:textOutline w14:w="12700" w14:cap="flat">
-                  <w14:noFill/>
-                  <w14:miter w14:lim="400000"/>
-                </w14:textOutline>
               </w:rPr>
               <w:t>w</w:t>
             </w:r>
@@ -12983,7 +12591,7 @@
           </w:tcPr>
           <w:p>
             <w:pPr>
-              <w:pStyle w:val="Treść"/>
+              <w:pStyle w:val="Treść B"/>
               <w:suppressAutoHyphens w:val="1"/>
               <w:jc w:val="right"/>
               <w:outlineLvl w:val="0"/>
@@ -12994,10 +12602,6 @@
                 <w:shd w:val="nil" w:color="auto" w:fill="auto"/>
                 <w:rtl w:val="0"/>
                 <w:lang w:val="en-US"/>
-                <w14:textOutline w14:w="12700" w14:cap="flat">
-                  <w14:noFill/>
-                  <w14:miter w14:lim="400000"/>
-                </w14:textOutline>
               </w:rPr>
               <w:t>35</w:t>
             </w:r>
@@ -13023,7 +12627,7 @@
           </w:tcPr>
           <w:p>
             <w:pPr>
-              <w:pStyle w:val="Treść"/>
+              <w:pStyle w:val="Treść B"/>
               <w:suppressAutoHyphens w:val="1"/>
               <w:jc w:val="right"/>
               <w:outlineLvl w:val="0"/>
@@ -13034,10 +12638,6 @@
                 <w:shd w:val="nil" w:color="auto" w:fill="auto"/>
                 <w:rtl w:val="0"/>
                 <w:lang w:val="en-US"/>
-                <w14:textOutline w14:w="12700" w14:cap="flat">
-                  <w14:noFill/>
-                  <w14:miter w14:lim="400000"/>
-                </w14:textOutline>
               </w:rPr>
               <w:t>35</w:t>
             </w:r>
@@ -13049,7 +12649,7 @@
           <w:shd w:val="clear" w:color="auto" w:fill="ced7e7"/>
         </w:tblPrEx>
         <w:trPr>
-          <w:trHeight w:val="302" w:hRule="atLeast"/>
+          <w:trHeight w:val="322" w:hRule="atLeast"/>
         </w:trPr>
         <w:tc>
           <w:tcPr>
@@ -13071,7 +12671,7 @@
           </w:tcPr>
           <w:p>
             <w:pPr>
-              <w:pStyle w:val="Treść"/>
+              <w:pStyle w:val="Treść B"/>
               <w:suppressAutoHyphens w:val="1"/>
               <w:outlineLvl w:val="0"/>
             </w:pPr>
@@ -13081,10 +12681,6 @@
                 <w:shd w:val="nil" w:color="auto" w:fill="auto"/>
                 <w:rtl w:val="0"/>
                 <w:lang w:val="en-US"/>
-                <w14:textOutline w14:w="12700" w14:cap="flat">
-                  <w14:noFill/>
-                  <w14:miter w14:lim="400000"/>
-                </w14:textOutline>
               </w:rPr>
               <w:t>Poprawne klasyfikacje</w:t>
             </w:r>
@@ -13110,7 +12706,7 @@
           </w:tcPr>
           <w:p>
             <w:pPr>
-              <w:pStyle w:val="Treść"/>
+              <w:pStyle w:val="Treść B"/>
               <w:suppressAutoHyphens w:val="1"/>
               <w:jc w:val="right"/>
               <w:outlineLvl w:val="0"/>
@@ -13121,10 +12717,6 @@
                 <w:shd w:val="nil" w:color="auto" w:fill="auto"/>
                 <w:rtl w:val="0"/>
                 <w:lang w:val="en-US"/>
-                <w14:textOutline w14:w="12700" w14:cap="flat">
-                  <w14:noFill/>
-                  <w14:miter w14:lim="400000"/>
-                </w14:textOutline>
               </w:rPr>
               <w:t>16</w:t>
             </w:r>
@@ -13150,7 +12742,7 @@
           </w:tcPr>
           <w:p>
             <w:pPr>
-              <w:pStyle w:val="Treść"/>
+              <w:pStyle w:val="Treść B"/>
               <w:suppressAutoHyphens w:val="1"/>
               <w:jc w:val="right"/>
               <w:outlineLvl w:val="0"/>
@@ -13161,10 +12753,6 @@
                 <w:shd w:val="nil" w:color="auto" w:fill="auto"/>
                 <w:rtl w:val="0"/>
                 <w:lang w:val="en-US"/>
-                <w14:textOutline w14:w="12700" w14:cap="flat">
-                  <w14:noFill/>
-                  <w14:miter w14:lim="400000"/>
-                </w14:textOutline>
               </w:rPr>
               <w:t>17</w:t>
             </w:r>
@@ -13176,7 +12764,7 @@
           <w:shd w:val="clear" w:color="auto" w:fill="ced7e7"/>
         </w:tblPrEx>
         <w:trPr>
-          <w:trHeight w:val="302" w:hRule="atLeast"/>
+          <w:trHeight w:val="322" w:hRule="atLeast"/>
         </w:trPr>
         <w:tc>
           <w:tcPr>
@@ -13198,7 +12786,7 @@
           </w:tcPr>
           <w:p>
             <w:pPr>
-              <w:pStyle w:val="Treść"/>
+              <w:pStyle w:val="Treść B"/>
               <w:suppressAutoHyphens w:val="1"/>
               <w:outlineLvl w:val="0"/>
             </w:pPr>
@@ -13208,10 +12796,6 @@
                 <w:shd w:val="nil" w:color="auto" w:fill="auto"/>
                 <w:rtl w:val="0"/>
                 <w:lang w:val="en-US"/>
-                <w14:textOutline w14:w="12700" w14:cap="flat">
-                  <w14:noFill/>
-                  <w14:miter w14:lim="400000"/>
-                </w14:textOutline>
               </w:rPr>
               <w:t>B</w:t>
             </w:r>
@@ -13221,10 +12805,6 @@
                 <w:shd w:val="nil" w:color="auto" w:fill="auto"/>
                 <w:rtl w:val="0"/>
                 <w:lang w:val="en-US"/>
-                <w14:textOutline w14:w="12700" w14:cap="flat">
-                  <w14:noFill/>
-                  <w14:miter w14:lim="400000"/>
-                </w14:textOutline>
               </w:rPr>
               <w:t>łę</w:t>
             </w:r>
@@ -13234,10 +12814,6 @@
                 <w:shd w:val="nil" w:color="auto" w:fill="auto"/>
                 <w:rtl w:val="0"/>
                 <w:lang w:val="en-US"/>
-                <w14:textOutline w14:w="12700" w14:cap="flat">
-                  <w14:noFill/>
-                  <w14:miter w14:lim="400000"/>
-                </w14:textOutline>
               </w:rPr>
               <w:t>dne klasyfikacje</w:t>
             </w:r>
@@ -13263,7 +12839,7 @@
           </w:tcPr>
           <w:p>
             <w:pPr>
-              <w:pStyle w:val="Treść"/>
+              <w:pStyle w:val="Treść B"/>
               <w:suppressAutoHyphens w:val="1"/>
               <w:jc w:val="right"/>
               <w:outlineLvl w:val="0"/>
@@ -13274,10 +12850,6 @@
                 <w:shd w:val="nil" w:color="auto" w:fill="auto"/>
                 <w:rtl w:val="0"/>
                 <w:lang w:val="en-US"/>
-                <w14:textOutline w14:w="12700" w14:cap="flat">
-                  <w14:noFill/>
-                  <w14:miter w14:lim="400000"/>
-                </w14:textOutline>
               </w:rPr>
               <w:t>10</w:t>
             </w:r>
@@ -13303,7 +12875,7 @@
           </w:tcPr>
           <w:p>
             <w:pPr>
-              <w:pStyle w:val="Treść"/>
+              <w:pStyle w:val="Treść B"/>
               <w:suppressAutoHyphens w:val="1"/>
               <w:jc w:val="right"/>
               <w:outlineLvl w:val="0"/>
@@ -13314,10 +12886,6 @@
                 <w:shd w:val="nil" w:color="auto" w:fill="auto"/>
                 <w:rtl w:val="0"/>
                 <w:lang w:val="en-US"/>
-                <w14:textOutline w14:w="12700" w14:cap="flat">
-                  <w14:noFill/>
-                  <w14:miter w14:lim="400000"/>
-                </w14:textOutline>
               </w:rPr>
               <w:t>18</w:t>
             </w:r>
@@ -13329,7 +12897,7 @@
           <w:shd w:val="clear" w:color="auto" w:fill="ced7e7"/>
         </w:tblPrEx>
         <w:trPr>
-          <w:trHeight w:val="302" w:hRule="atLeast"/>
+          <w:trHeight w:val="322" w:hRule="atLeast"/>
         </w:trPr>
         <w:tc>
           <w:tcPr>
@@ -13351,7 +12919,7 @@
           </w:tcPr>
           <w:p>
             <w:pPr>
-              <w:pStyle w:val="Treść"/>
+              <w:pStyle w:val="Treść B"/>
               <w:suppressAutoHyphens w:val="1"/>
               <w:outlineLvl w:val="0"/>
             </w:pPr>
@@ -13361,10 +12929,6 @@
                 <w:shd w:val="nil" w:color="auto" w:fill="auto"/>
                 <w:rtl w:val="0"/>
                 <w:lang w:val="en-US"/>
-                <w14:textOutline w14:w="12700" w14:cap="flat">
-                  <w14:noFill/>
-                  <w14:miter w14:lim="400000"/>
-                </w14:textOutline>
               </w:rPr>
               <w:t>Brak detekcji twarzy</w:t>
             </w:r>
@@ -13390,7 +12954,7 @@
           </w:tcPr>
           <w:p>
             <w:pPr>
-              <w:pStyle w:val="Treść"/>
+              <w:pStyle w:val="Treść B"/>
               <w:suppressAutoHyphens w:val="1"/>
               <w:jc w:val="right"/>
               <w:outlineLvl w:val="0"/>
@@ -13401,10 +12965,6 @@
                 <w:shd w:val="nil" w:color="auto" w:fill="auto"/>
                 <w:rtl w:val="0"/>
                 <w:lang w:val="en-US"/>
-                <w14:textOutline w14:w="12700" w14:cap="flat">
-                  <w14:noFill/>
-                  <w14:miter w14:lim="400000"/>
-                </w14:textOutline>
               </w:rPr>
               <w:t>10</w:t>
             </w:r>
@@ -13430,7 +12990,7 @@
           </w:tcPr>
           <w:p>
             <w:pPr>
-              <w:pStyle w:val="Treść"/>
+              <w:pStyle w:val="Treść B"/>
               <w:suppressAutoHyphens w:val="1"/>
               <w:jc w:val="right"/>
               <w:outlineLvl w:val="0"/>
@@ -13441,10 +13001,6 @@
                 <w:shd w:val="nil" w:color="auto" w:fill="auto"/>
                 <w:rtl w:val="0"/>
                 <w:lang w:val="en-US"/>
-                <w14:textOutline w14:w="12700" w14:cap="flat">
-                  <w14:noFill/>
-                  <w14:miter w14:lim="400000"/>
-                </w14:textOutline>
               </w:rPr>
               <w:t>0</w:t>
             </w:r>
@@ -13456,7 +13012,7 @@
           <w:shd w:val="clear" w:color="auto" w:fill="ced7e7"/>
         </w:tblPrEx>
         <w:trPr>
-          <w:trHeight w:val="580" w:hRule="atLeast"/>
+          <w:trHeight w:val="600" w:hRule="atLeast"/>
         </w:trPr>
         <w:tc>
           <w:tcPr>
@@ -13478,7 +13034,7 @@
           </w:tcPr>
           <w:p>
             <w:pPr>
-              <w:pStyle w:val="Treść"/>
+              <w:pStyle w:val="Treść B"/>
               <w:suppressAutoHyphens w:val="1"/>
               <w:outlineLvl w:val="0"/>
             </w:pPr>
@@ -13488,10 +13044,6 @@
                 <w:shd w:val="nil" w:color="auto" w:fill="auto"/>
                 <w:rtl w:val="0"/>
                 <w:lang w:val="en-US"/>
-                <w14:textOutline w14:w="12700" w14:cap="flat">
-                  <w14:noFill/>
-                  <w14:miter w14:lim="400000"/>
-                </w14:textOutline>
               </w:rPr>
               <w:t>Ś</w:t>
             </w:r>
@@ -13501,10 +13053,6 @@
                 <w:shd w:val="nil" w:color="auto" w:fill="auto"/>
                 <w:rtl w:val="0"/>
                 <w:lang w:val="en-US"/>
-                <w14:textOutline w14:w="12700" w14:cap="flat">
-                  <w14:noFill/>
-                  <w14:miter w14:lim="400000"/>
-                </w14:textOutline>
               </w:rPr>
               <w:t>rednia skuteczno</w:t>
             </w:r>
@@ -13514,10 +13062,6 @@
                 <w:shd w:val="nil" w:color="auto" w:fill="auto"/>
                 <w:rtl w:val="0"/>
                 <w:lang w:val="en-US"/>
-                <w14:textOutline w14:w="12700" w14:cap="flat">
-                  <w14:noFill/>
-                  <w14:miter w14:lim="400000"/>
-                </w14:textOutline>
               </w:rPr>
               <w:t xml:space="preserve">ść </w:t>
             </w:r>
@@ -13527,10 +13071,6 @@
                 <w:shd w:val="nil" w:color="auto" w:fill="auto"/>
                 <w:rtl w:val="0"/>
                 <w:lang w:val="en-US"/>
-                <w14:textOutline w14:w="12700" w14:cap="flat">
-                  <w14:noFill/>
-                  <w14:miter w14:lim="400000"/>
-                </w14:textOutline>
               </w:rPr>
               <w:t>klasyfikacji</w:t>
             </w:r>
@@ -13556,7 +13096,7 @@
           </w:tcPr>
           <w:p>
             <w:pPr>
-              <w:pStyle w:val="Treść"/>
+              <w:pStyle w:val="Treść B"/>
               <w:suppressAutoHyphens w:val="1"/>
               <w:jc w:val="right"/>
               <w:outlineLvl w:val="0"/>
@@ -13567,10 +13107,6 @@
                 <w:shd w:val="nil" w:color="auto" w:fill="auto"/>
                 <w:rtl w:val="0"/>
                 <w:lang w:val="en-US"/>
-                <w14:textOutline w14:w="12700" w14:cap="flat">
-                  <w14:noFill/>
-                  <w14:miter w14:lim="400000"/>
-                </w14:textOutline>
               </w:rPr>
               <w:t>45,7%</w:t>
             </w:r>
@@ -13596,7 +13132,7 @@
           </w:tcPr>
           <w:p>
             <w:pPr>
-              <w:pStyle w:val="Treść"/>
+              <w:pStyle w:val="Treść B"/>
               <w:suppressAutoHyphens w:val="1"/>
               <w:jc w:val="right"/>
               <w:outlineLvl w:val="0"/>
@@ -13607,10 +13143,6 @@
                 <w:shd w:val="nil" w:color="auto" w:fill="auto"/>
                 <w:rtl w:val="0"/>
                 <w:lang w:val="en-US"/>
-                <w14:textOutline w14:w="12700" w14:cap="flat">
-                  <w14:noFill/>
-                  <w14:miter w14:lim="400000"/>
-                </w14:textOutline>
               </w:rPr>
               <w:t>48,6%</w:t>
             </w:r>
@@ -13618,6 +13150,14 @@
         </w:tc>
       </w:tr>
     </w:tbl>
+    <w:p>
+      <w:pPr>
+        <w:pStyle w:val="Domyślne"/>
+        <w:widowControl w:val="0"/>
+        <w:spacing w:line="240" w:lineRule="auto"/>
+        <w:ind w:left="216" w:hanging="216"/>
+      </w:pPr>
+    </w:p>
     <w:p>
       <w:pPr>
         <w:pStyle w:val="Domyślne"/>
@@ -14770,7 +14310,7 @@
       <w:tblPr>
         <w:tblW w:w="5379" w:type="dxa"/>
         <w:jc w:val="left"/>
-        <w:tblInd w:w="216" w:type="dxa"/>
+        <w:tblInd w:w="324" w:type="dxa"/>
         <w:tblBorders>
           <w:top w:val="single" w:color="ffffff" w:sz="8" w:space="0" w:shadow="0" w:frame="0"/>
           <w:left w:val="single" w:color="ffffff" w:sz="8" w:space="0" w:shadow="0" w:frame="0"/>
@@ -14791,7 +14331,7 @@
           <w:shd w:val="clear" w:color="auto" w:fill="ced7e7"/>
         </w:tblPrEx>
         <w:trPr>
-          <w:trHeight w:val="580" w:hRule="atLeast"/>
+          <w:trHeight w:val="600" w:hRule="atLeast"/>
         </w:trPr>
         <w:tc>
           <w:tcPr>
@@ -14813,7 +14353,7 @@
           </w:tcPr>
           <w:p>
             <w:pPr>
-              <w:pStyle w:val="Treść"/>
+              <w:pStyle w:val="Treść B"/>
               <w:suppressAutoHyphens w:val="1"/>
               <w:jc w:val="center"/>
               <w:outlineLvl w:val="0"/>
@@ -14826,10 +14366,6 @@
                 <w:shd w:val="nil" w:color="auto" w:fill="auto"/>
                 <w:rtl w:val="0"/>
                 <w:lang w:val="en-US"/>
-                <w14:textOutline w14:w="12700" w14:cap="flat">
-                  <w14:noFill/>
-                  <w14:miter w14:lim="400000"/>
-                </w14:textOutline>
               </w:rPr>
               <w:t>Emocja rzeczywista</w:t>
             </w:r>
@@ -14855,7 +14391,7 @@
           </w:tcPr>
           <w:p>
             <w:pPr>
-              <w:pStyle w:val="Treść"/>
+              <w:pStyle w:val="Treść B"/>
               <w:suppressAutoHyphens w:val="1"/>
               <w:jc w:val="center"/>
               <w:outlineLvl w:val="0"/>
@@ -14868,10 +14404,6 @@
                 <w:shd w:val="nil" w:color="auto" w:fill="auto"/>
                 <w:rtl w:val="0"/>
                 <w:lang w:val="en-US"/>
-                <w14:textOutline w14:w="12700" w14:cap="flat">
-                  <w14:noFill/>
-                  <w14:miter w14:lim="400000"/>
-                </w14:textOutline>
               </w:rPr>
               <w:t>Najcz</w:t>
             </w:r>
@@ -14883,10 +14415,6 @@
                 <w:shd w:val="nil" w:color="auto" w:fill="auto"/>
                 <w:rtl w:val="0"/>
                 <w:lang w:val="en-US"/>
-                <w14:textOutline w14:w="12700" w14:cap="flat">
-                  <w14:noFill/>
-                  <w14:miter w14:lim="400000"/>
-                </w14:textOutline>
               </w:rPr>
               <w:t>ę</w:t>
             </w:r>
@@ -14898,10 +14426,6 @@
                 <w:shd w:val="nil" w:color="auto" w:fill="auto"/>
                 <w:rtl w:val="0"/>
                 <w:lang w:val="en-US"/>
-                <w14:textOutline w14:w="12700" w14:cap="flat">
-                  <w14:noFill/>
-                  <w14:miter w14:lim="400000"/>
-                </w14:textOutline>
               </w:rPr>
               <w:t>stsza b</w:t>
             </w:r>
@@ -14913,10 +14437,6 @@
                 <w:shd w:val="nil" w:color="auto" w:fill="auto"/>
                 <w:rtl w:val="0"/>
                 <w:lang w:val="en-US"/>
-                <w14:textOutline w14:w="12700" w14:cap="flat">
-                  <w14:noFill/>
-                  <w14:miter w14:lim="400000"/>
-                </w14:textOutline>
               </w:rPr>
               <w:t>łę</w:t>
             </w:r>
@@ -14928,10 +14448,6 @@
                 <w:shd w:val="nil" w:color="auto" w:fill="auto"/>
                 <w:rtl w:val="0"/>
                 <w:lang w:val="en-US"/>
-                <w14:textOutline w14:w="12700" w14:cap="flat">
-                  <w14:noFill/>
-                  <w14:miter w14:lim="400000"/>
-                </w14:textOutline>
               </w:rPr>
               <w:t>dna klasyfikacja</w:t>
             </w:r>
@@ -14943,7 +14459,7 @@
           <w:shd w:val="clear" w:color="auto" w:fill="ced7e7"/>
         </w:tblPrEx>
         <w:trPr>
-          <w:trHeight w:val="302" w:hRule="atLeast"/>
+          <w:trHeight w:val="322" w:hRule="atLeast"/>
         </w:trPr>
         <w:tc>
           <w:tcPr>
@@ -14965,7 +14481,7 @@
           </w:tcPr>
           <w:p>
             <w:pPr>
-              <w:pStyle w:val="Treść"/>
+              <w:pStyle w:val="Treść B"/>
               <w:suppressAutoHyphens w:val="1"/>
               <w:outlineLvl w:val="0"/>
             </w:pPr>
@@ -14975,10 +14491,6 @@
                 <w:shd w:val="nil" w:color="auto" w:fill="auto"/>
                 <w:rtl w:val="0"/>
                 <w:lang w:val="en-US"/>
-                <w14:textOutline w14:w="12700" w14:cap="flat">
-                  <w14:noFill/>
-                  <w14:miter w14:lim="400000"/>
-                </w14:textOutline>
               </w:rPr>
               <w:t>Happy</w:t>
             </w:r>
@@ -15004,7 +14516,7 @@
           </w:tcPr>
           <w:p>
             <w:pPr>
-              <w:pStyle w:val="Treść"/>
+              <w:pStyle w:val="Treść B"/>
               <w:suppressAutoHyphens w:val="1"/>
               <w:outlineLvl w:val="0"/>
             </w:pPr>
@@ -15014,10 +14526,6 @@
                 <w:shd w:val="nil" w:color="auto" w:fill="auto"/>
                 <w:rtl w:val="0"/>
                 <w:lang w:val="en-US"/>
-                <w14:textOutline w14:w="12700" w14:cap="flat">
-                  <w14:noFill/>
-                  <w14:miter w14:lim="400000"/>
-                </w14:textOutline>
               </w:rPr>
               <w:t>Surprise</w:t>
             </w:r>
@@ -15029,7 +14537,7 @@
           <w:shd w:val="clear" w:color="auto" w:fill="ced7e7"/>
         </w:tblPrEx>
         <w:trPr>
-          <w:trHeight w:val="302" w:hRule="atLeast"/>
+          <w:trHeight w:val="322" w:hRule="atLeast"/>
         </w:trPr>
         <w:tc>
           <w:tcPr>
@@ -15051,7 +14559,7 @@
           </w:tcPr>
           <w:p>
             <w:pPr>
-              <w:pStyle w:val="Treść"/>
+              <w:pStyle w:val="Treść B"/>
               <w:suppressAutoHyphens w:val="1"/>
               <w:outlineLvl w:val="0"/>
             </w:pPr>
@@ -15061,10 +14569,6 @@
                 <w:shd w:val="nil" w:color="auto" w:fill="auto"/>
                 <w:rtl w:val="0"/>
                 <w:lang w:val="en-US"/>
-                <w14:textOutline w14:w="12700" w14:cap="flat">
-                  <w14:noFill/>
-                  <w14:miter w14:lim="400000"/>
-                </w14:textOutline>
               </w:rPr>
               <w:t>Sad</w:t>
             </w:r>
@@ -15090,7 +14594,7 @@
           </w:tcPr>
           <w:p>
             <w:pPr>
-              <w:pStyle w:val="Treść"/>
+              <w:pStyle w:val="Treść B"/>
               <w:suppressAutoHyphens w:val="1"/>
               <w:outlineLvl w:val="0"/>
             </w:pPr>
@@ -15100,10 +14604,6 @@
                 <w:shd w:val="nil" w:color="auto" w:fill="auto"/>
                 <w:rtl w:val="0"/>
                 <w:lang w:val="en-US"/>
-                <w14:textOutline w14:w="12700" w14:cap="flat">
-                  <w14:noFill/>
-                  <w14:miter w14:lim="400000"/>
-                </w14:textOutline>
               </w:rPr>
               <w:t>Neutral / Fear</w:t>
             </w:r>
@@ -15115,7 +14615,7 @@
           <w:shd w:val="clear" w:color="auto" w:fill="ced7e7"/>
         </w:tblPrEx>
         <w:trPr>
-          <w:trHeight w:val="302" w:hRule="atLeast"/>
+          <w:trHeight w:val="322" w:hRule="atLeast"/>
         </w:trPr>
         <w:tc>
           <w:tcPr>
@@ -15137,7 +14637,7 @@
           </w:tcPr>
           <w:p>
             <w:pPr>
-              <w:pStyle w:val="Treść"/>
+              <w:pStyle w:val="Treść B"/>
               <w:suppressAutoHyphens w:val="1"/>
               <w:outlineLvl w:val="0"/>
             </w:pPr>
@@ -15147,10 +14647,6 @@
                 <w:shd w:val="nil" w:color="auto" w:fill="auto"/>
                 <w:rtl w:val="0"/>
                 <w:lang w:val="en-US"/>
-                <w14:textOutline w14:w="12700" w14:cap="flat">
-                  <w14:noFill/>
-                  <w14:miter w14:lim="400000"/>
-                </w14:textOutline>
               </w:rPr>
               <w:t>Surprise</w:t>
             </w:r>
@@ -15176,7 +14672,7 @@
           </w:tcPr>
           <w:p>
             <w:pPr>
-              <w:pStyle w:val="Treść"/>
+              <w:pStyle w:val="Treść B"/>
               <w:suppressAutoHyphens w:val="1"/>
               <w:outlineLvl w:val="0"/>
             </w:pPr>
@@ -15186,10 +14682,6 @@
                 <w:shd w:val="nil" w:color="auto" w:fill="auto"/>
                 <w:rtl w:val="0"/>
                 <w:lang w:val="en-US"/>
-                <w14:textOutline w14:w="12700" w14:cap="flat">
-                  <w14:noFill/>
-                  <w14:miter w14:lim="400000"/>
-                </w14:textOutline>
               </w:rPr>
               <w:t>Happy</w:t>
             </w:r>
@@ -15201,7 +14693,7 @@
           <w:shd w:val="clear" w:color="auto" w:fill="ced7e7"/>
         </w:tblPrEx>
         <w:trPr>
-          <w:trHeight w:val="302" w:hRule="atLeast"/>
+          <w:trHeight w:val="322" w:hRule="atLeast"/>
         </w:trPr>
         <w:tc>
           <w:tcPr>
@@ -15223,7 +14715,7 @@
           </w:tcPr>
           <w:p>
             <w:pPr>
-              <w:pStyle w:val="Treść"/>
+              <w:pStyle w:val="Treść B"/>
               <w:suppressAutoHyphens w:val="1"/>
               <w:outlineLvl w:val="0"/>
             </w:pPr>
@@ -15233,10 +14725,6 @@
                 <w:shd w:val="nil" w:color="auto" w:fill="auto"/>
                 <w:rtl w:val="0"/>
                 <w:lang w:val="en-US"/>
-                <w14:textOutline w14:w="12700" w14:cap="flat">
-                  <w14:noFill/>
-                  <w14:miter w14:lim="400000"/>
-                </w14:textOutline>
               </w:rPr>
               <w:t>Neutral</w:t>
             </w:r>
@@ -15262,7 +14750,7 @@
           </w:tcPr>
           <w:p>
             <w:pPr>
-              <w:pStyle w:val="Treść"/>
+              <w:pStyle w:val="Treść B"/>
               <w:suppressAutoHyphens w:val="1"/>
               <w:outlineLvl w:val="0"/>
             </w:pPr>
@@ -15272,10 +14760,6 @@
                 <w:shd w:val="nil" w:color="auto" w:fill="auto"/>
                 <w:rtl w:val="0"/>
                 <w:lang w:val="en-US"/>
-                <w14:textOutline w14:w="12700" w14:cap="flat">
-                  <w14:noFill/>
-                  <w14:miter w14:lim="400000"/>
-                </w14:textOutline>
               </w:rPr>
               <w:t>Sad</w:t>
             </w:r>
@@ -15287,7 +14771,7 @@
           <w:shd w:val="clear" w:color="auto" w:fill="ced7e7"/>
         </w:tblPrEx>
         <w:trPr>
-          <w:trHeight w:val="302" w:hRule="atLeast"/>
+          <w:trHeight w:val="322" w:hRule="atLeast"/>
         </w:trPr>
         <w:tc>
           <w:tcPr>
@@ -15309,7 +14793,7 @@
           </w:tcPr>
           <w:p>
             <w:pPr>
-              <w:pStyle w:val="Treść"/>
+              <w:pStyle w:val="Treść B"/>
               <w:suppressAutoHyphens w:val="1"/>
               <w:outlineLvl w:val="0"/>
             </w:pPr>
@@ -15319,10 +14803,6 @@
                 <w:shd w:val="nil" w:color="auto" w:fill="auto"/>
                 <w:rtl w:val="0"/>
                 <w:lang w:val="en-US"/>
-                <w14:textOutline w14:w="12700" w14:cap="flat">
-                  <w14:noFill/>
-                  <w14:miter w14:lim="400000"/>
-                </w14:textOutline>
               </w:rPr>
               <w:t>Angry</w:t>
             </w:r>
@@ -15348,7 +14828,7 @@
           </w:tcPr>
           <w:p>
             <w:pPr>
-              <w:pStyle w:val="Treść"/>
+              <w:pStyle w:val="Treść B"/>
               <w:suppressAutoHyphens w:val="1"/>
               <w:outlineLvl w:val="0"/>
             </w:pPr>
@@ -15358,10 +14838,6 @@
                 <w:shd w:val="nil" w:color="auto" w:fill="auto"/>
                 <w:rtl w:val="0"/>
                 <w:lang w:val="en-US"/>
-                <w14:textOutline w14:w="12700" w14:cap="flat">
-                  <w14:noFill/>
-                  <w14:miter w14:lim="400000"/>
-                </w14:textOutline>
               </w:rPr>
               <w:t>Sad</w:t>
             </w:r>
@@ -15373,7 +14849,7 @@
           <w:shd w:val="clear" w:color="auto" w:fill="ced7e7"/>
         </w:tblPrEx>
         <w:trPr>
-          <w:trHeight w:val="302" w:hRule="atLeast"/>
+          <w:trHeight w:val="322" w:hRule="atLeast"/>
         </w:trPr>
         <w:tc>
           <w:tcPr>
@@ -15395,7 +14871,7 @@
           </w:tcPr>
           <w:p>
             <w:pPr>
-              <w:pStyle w:val="Treść"/>
+              <w:pStyle w:val="Treść B"/>
               <w:suppressAutoHyphens w:val="1"/>
               <w:outlineLvl w:val="0"/>
             </w:pPr>
@@ -15405,10 +14881,6 @@
                 <w:shd w:val="nil" w:color="auto" w:fill="auto"/>
                 <w:rtl w:val="0"/>
                 <w:lang w:val="en-US"/>
-                <w14:textOutline w14:w="12700" w14:cap="flat">
-                  <w14:noFill/>
-                  <w14:miter w14:lim="400000"/>
-                </w14:textOutline>
               </w:rPr>
               <w:t>Disgust</w:t>
             </w:r>
@@ -15434,7 +14906,7 @@
           </w:tcPr>
           <w:p>
             <w:pPr>
-              <w:pStyle w:val="Treść"/>
+              <w:pStyle w:val="Treść B"/>
               <w:suppressAutoHyphens w:val="1"/>
               <w:outlineLvl w:val="0"/>
             </w:pPr>
@@ -15444,10 +14916,6 @@
                 <w:shd w:val="nil" w:color="auto" w:fill="auto"/>
                 <w:rtl w:val="0"/>
                 <w:lang w:val="en-US"/>
-                <w14:textOutline w14:w="12700" w14:cap="flat">
-                  <w14:noFill/>
-                  <w14:miter w14:lim="400000"/>
-                </w14:textOutline>
               </w:rPr>
               <w:t>Sad</w:t>
             </w:r>
@@ -15459,7 +14927,7 @@
           <w:shd w:val="clear" w:color="auto" w:fill="ced7e7"/>
         </w:tblPrEx>
         <w:trPr>
-          <w:trHeight w:val="302" w:hRule="atLeast"/>
+          <w:trHeight w:val="322" w:hRule="atLeast"/>
         </w:trPr>
         <w:tc>
           <w:tcPr>
@@ -15481,7 +14949,7 @@
           </w:tcPr>
           <w:p>
             <w:pPr>
-              <w:pStyle w:val="Treść"/>
+              <w:pStyle w:val="Treść B"/>
               <w:suppressAutoHyphens w:val="1"/>
               <w:outlineLvl w:val="0"/>
             </w:pPr>
@@ -15491,10 +14959,6 @@
                 <w:shd w:val="nil" w:color="auto" w:fill="auto"/>
                 <w:rtl w:val="0"/>
                 <w:lang w:val="en-US"/>
-                <w14:textOutline w14:w="12700" w14:cap="flat">
-                  <w14:noFill/>
-                  <w14:miter w14:lim="400000"/>
-                </w14:textOutline>
               </w:rPr>
               <w:t>Fear</w:t>
             </w:r>
@@ -15520,7 +14984,7 @@
           </w:tcPr>
           <w:p>
             <w:pPr>
-              <w:pStyle w:val="Treść"/>
+              <w:pStyle w:val="Treść B"/>
               <w:suppressAutoHyphens w:val="1"/>
               <w:outlineLvl w:val="0"/>
             </w:pPr>
@@ -15530,10 +14994,6 @@
                 <w:shd w:val="nil" w:color="auto" w:fill="auto"/>
                 <w:rtl w:val="0"/>
                 <w:lang w:val="en-US"/>
-                <w14:textOutline w14:w="12700" w14:cap="flat">
-                  <w14:noFill/>
-                  <w14:miter w14:lim="400000"/>
-                </w14:textOutline>
               </w:rPr>
               <w:t>Angry</w:t>
             </w:r>
@@ -15541,6 +15001,14 @@
         </w:tc>
       </w:tr>
     </w:tbl>
+    <w:p>
+      <w:pPr>
+        <w:pStyle w:val="Domyślne"/>
+        <w:widowControl w:val="0"/>
+        <w:spacing w:line="240" w:lineRule="auto"/>
+        <w:ind w:left="216" w:hanging="216"/>
+      </w:pPr>
+    </w:p>
     <w:p>
       <w:pPr>
         <w:pStyle w:val="Domyślne"/>
@@ -21743,12 +21211,13 @@
       <w:position w:val="0"/>
       <w:sz w:val="24"/>
       <w:szCs w:val="24"/>
-      <w:u w:val="none"/>
+      <w:u w:val="none" w:color="000000"/>
       <w:shd w:val="nil" w:color="auto" w:fill="auto"/>
       <w:vertAlign w:val="baseline"/>
       <w:lang w:val="en-US"/>
-      <w14:textOutline>
+      <w14:textOutline w14:w="12700" w14:cap="flat">
         <w14:noFill/>
+        <w14:miter w14:lim="400000"/>
       </w14:textOutline>
       <w14:textFill>
         <w14:solidFill>
@@ -21773,9 +21242,9 @@
       </w:numPr>
     </w:pPr>
   </w:style>
-  <w:style w:type="paragraph" w:styleId="Treść">
-    <w:name w:val="Treść"/>
-    <w:next w:val="Treść"/>
+  <w:style w:type="paragraph" w:styleId="Treść B">
+    <w:name w:val="Treść B"/>
+    <w:next w:val="Treść B"/>
     <w:pPr>
       <w:keepNext w:val="0"/>
       <w:keepLines w:val="0"/>
@@ -21810,8 +21279,9 @@
       <w:shd w:val="nil" w:color="auto" w:fill="auto"/>
       <w:vertAlign w:val="baseline"/>
       <w:lang w:val="en-US"/>
-      <w14:textOutline>
+      <w14:textOutline w14:w="12700" w14:cap="flat">
         <w14:noFill/>
+        <w14:miter w14:lim="400000"/>
       </w14:textOutline>
       <w14:textFill>
         <w14:solidFill>
